--- a/src/core/generation/templates/preroll.docx
+++ b/src/core/generation/templates/preroll.docx
@@ -50,7 +50,7 @@
             </w:tblGrid>
             <w:tr>
               <w:trPr>
-                <w:trHeight w:val="1258"/>
+                <w:trHeight w:val="972"/>
               </w:trPr>
               <w:tc>
                 <w:tcPr>
@@ -117,7 +117,49 @@
           <w:tbl>
             <w:tblPr>
               <w:tblStyle w:val="TableGrid"/>
-              <w:tblpPr w:leftFromText="187" w:rightFromText="187" w:vertAnchor="page" w:horzAnchor="margin" w:tblpY="2094"/>
+              <w:tblW w:w="0" w:type="auto"/>
+              <w:jc w:val="center"/>
+              <w:tblLook w:val="04A0" w:firstRow="1" w:lastRow="0" w:firstColumn="1" w:lastColumn="0" w:noHBand="0" w:noVBand="1"/>
+            </w:tblPr>
+            <w:tblGrid>
+              <w:gridCol w:w="2120"/>
+            </w:tblGrid>
+            <w:tr>
+              <w:trPr>
+                <w:jc w:val="center"/>
+              </w:trPr>
+              <w:tc>
+                <w:tcPr>
+                  <w:tcW w:w="2120" w:type="dxa"/>
+                  <w:vAlign w:val="center"/>
+                </w:tcPr>
+                <w:p>
+                  <w:pPr>
+                    <w:framePr w:wrap="around" w:hAnchor="margin" w:xAlign="center" w:y="303"/>
+                    <w:suppressOverlap/>
+                    <w:rPr>
+                      <w:sz w:val="2"/>
+                      <w:szCs w:val="2"/>
+                    </w:rPr>
+                  </w:pPr>
+                  <w:r>
+                    <w:rPr>
+                      <w:rFonts w:ascii="Arial" w:hAnsi="Arial" w:cs="Arial"/>
+                      <w:b/>
+                      <w:bCs/>
+                      <w:sz w:val="16"/>
+                      <w:szCs w:val="16"/>
+                    </w:rPr>
+                    <w:t>{{Label1.ProductBrand}}</w:t>
+                  </w:r>
+                </w:p>
+              </w:tc>
+            </w:tr>
+          </w:tbl>
+          <w:tbl>
+            <w:tblPr>
+              <w:tblStyle w:val="TableGrid"/>
+              <w:tblpPr w:leftFromText="187" w:rightFromText="187" w:vertAnchor="page" w:horzAnchor="margin" w:tblpY="1309"/>
               <w:tblOverlap w:val="never"/>
               <w:tblW w:w="2160" w:type="dxa"/>
               <w:tblBorders>
@@ -132,17 +174,16 @@
               <w:tblLook w:val="04A0" w:firstRow="1" w:lastRow="0" w:firstColumn="1" w:lastColumn="0" w:noHBand="0" w:noVBand="1"/>
             </w:tblPr>
             <w:tblGrid>
-              <w:gridCol w:w="900"/>
-              <w:gridCol w:w="504"/>
-              <w:gridCol w:w="756"/>
+              <w:gridCol w:w="990"/>
+              <w:gridCol w:w="1170"/>
             </w:tblGrid>
             <w:tr>
               <w:trPr>
-                <w:trHeight w:hRule="exact" w:val="576"/>
+                <w:trHeight w:hRule="exact" w:val="811"/>
               </w:trPr>
               <w:tc>
                 <w:tcPr>
-                  <w:tcW w:w="900" w:type="dxa"/>
+                  <w:tcW w:w="990" w:type="dxa"/>
                   <w:shd w:val="clear" w:color="auto" w:fill="CCCCCC"/>
                   <w:vAlign w:val="center"/>
                 </w:tcPr>
@@ -168,35 +209,7 @@
               </w:tc>
               <w:tc>
                 <w:tcPr>
-                  <w:tcW w:w="504" w:type="dxa"/>
-                  <w:shd w:val="clear" w:color="auto" w:fill="CCCCCC"/>
-                  <w:tcMar>
-                    <w:left w:w="29" w:type="dxa"/>
-                    <w:right w:w="29" w:type="dxa"/>
-                  </w:tcMar>
-                  <w:vAlign w:val="center"/>
-                </w:tcPr>
-                <w:p>
-                  <w:pPr>
-                    <w:rPr>
-                      <w:sz w:val="13"/>
-                      <w:szCs w:val="13"/>
-                    </w:rPr>
-                  </w:pPr>
-                  <w:r>
-                    <w:rPr>
-                      <w:b/>
-                      <w:bCs/>
-                      <w:sz w:val="13"/>
-                      <w:szCs w:val="13"/>
-                    </w:rPr>
-                    <w:t>{{Label1.DOH }}</w:t>
-                  </w:r>
-                </w:p>
-              </w:tc>
-              <w:tc>
-                <w:tcPr>
-                  <w:tcW w:w="756" w:type="dxa"/>
+                  <w:tcW w:w="1170" w:type="dxa"/>
                   <w:shd w:val="clear" w:color="auto" w:fill="CCCCCC"/>
                   <w:tcMar>
                     <w:left w:w="29" w:type="dxa"/>
@@ -240,48 +253,6 @@
                       <w:szCs w:val="13"/>
                     </w:rPr>
                     <w:t>}}</w:t>
-                  </w:r>
-                </w:p>
-              </w:tc>
-            </w:tr>
-          </w:tbl>
-          <w:tbl>
-            <w:tblPr>
-              <w:tblStyle w:val="TableGrid"/>
-              <w:tblW w:w="0" w:type="auto"/>
-              <w:jc w:val="center"/>
-              <w:tblLook w:val="04A0" w:firstRow="1" w:lastRow="0" w:firstColumn="1" w:lastColumn="0" w:noHBand="0" w:noVBand="1"/>
-            </w:tblPr>
-            <w:tblGrid>
-              <w:gridCol w:w="2120"/>
-            </w:tblGrid>
-            <w:tr>
-              <w:trPr>
-                <w:jc w:val="center"/>
-              </w:trPr>
-              <w:tc>
-                <w:tcPr>
-                  <w:tcW w:w="2120" w:type="dxa"/>
-                  <w:vAlign w:val="center"/>
-                </w:tcPr>
-                <w:p>
-                  <w:pPr>
-                    <w:framePr w:wrap="around" w:hAnchor="margin" w:xAlign="center" w:y="303"/>
-                    <w:suppressOverlap/>
-                    <w:rPr>
-                      <w:sz w:val="2"/>
-                      <w:szCs w:val="2"/>
-                    </w:rPr>
-                  </w:pPr>
-                  <w:r>
-                    <w:rPr>
-                      <w:rFonts w:ascii="Arial" w:hAnsi="Arial" w:cs="Arial"/>
-                      <w:b/>
-                      <w:bCs/>
-                      <w:sz w:val="16"/>
-                      <w:szCs w:val="16"/>
-                    </w:rPr>
-                    <w:t>{{Label1.ProductBrand}}</w:t>
                   </w:r>
                 </w:p>
               </w:tc>

--- a/src/core/generation/templates/preroll.docx
+++ b/src/core/generation/templates/preroll.docx
@@ -50,7 +50,7 @@
             </w:tblGrid>
             <w:tr>
               <w:trPr>
-                <w:trHeight w:val="972"/>
+                <w:trHeight w:val="1062"/>
               </w:trPr>
               <w:tc>
                 <w:tcPr>
@@ -126,6 +126,7 @@
             </w:tblGrid>
             <w:tr>
               <w:trPr>
+                <w:trHeight w:val="191"/>
                 <w:jc w:val="center"/>
               </w:trPr>
               <w:tc>
@@ -159,7 +160,7 @@
           <w:tbl>
             <w:tblPr>
               <w:tblStyle w:val="TableGrid"/>
-              <w:tblpPr w:leftFromText="187" w:rightFromText="187" w:vertAnchor="page" w:horzAnchor="margin" w:tblpY="1309"/>
+              <w:tblpPr w:leftFromText="187" w:rightFromText="187" w:vertAnchor="page" w:horzAnchor="margin" w:tblpY="1408"/>
               <w:tblOverlap w:val="never"/>
               <w:tblW w:w="2160" w:type="dxa"/>
               <w:tblBorders>
@@ -174,16 +175,16 @@
               <w:tblLook w:val="04A0" w:firstRow="1" w:lastRow="0" w:firstColumn="1" w:lastColumn="0" w:noHBand="0" w:noVBand="1"/>
             </w:tblPr>
             <w:tblGrid>
-              <w:gridCol w:w="990"/>
-              <w:gridCol w:w="1170"/>
+              <w:gridCol w:w="1080"/>
+              <w:gridCol w:w="1080"/>
             </w:tblGrid>
             <w:tr>
               <w:trPr>
-                <w:trHeight w:hRule="exact" w:val="811"/>
+                <w:trHeight w:val="632"/>
               </w:trPr>
               <w:tc>
                 <w:tcPr>
-                  <w:tcW w:w="990" w:type="dxa"/>
+                  <w:tcW w:w="1080" w:type="dxa"/>
                   <w:shd w:val="clear" w:color="auto" w:fill="CCCCCC"/>
                   <w:vAlign w:val="center"/>
                 </w:tcPr>
@@ -209,7 +210,7 @@
               </w:tc>
               <w:tc>
                 <w:tcPr>
-                  <w:tcW w:w="1170" w:type="dxa"/>
+                  <w:tcW w:w="1080" w:type="dxa"/>
                   <w:shd w:val="clear" w:color="auto" w:fill="CCCCCC"/>
                   <w:tcMar>
                     <w:left w:w="29" w:type="dxa"/>
@@ -219,6 +220,7 @@
                 </w:tcPr>
                 <w:p>
                   <w:pPr>
+                    <w:jc w:val="center"/>
                     <w:rPr>
                       <w:sz w:val="13"/>
                       <w:szCs w:val="13"/>

--- a/src/core/generation/templates/preroll.docx
+++ b/src/core/generation/templates/preroll.docx
@@ -126,7 +126,7 @@
             </w:tblGrid>
             <w:tr>
               <w:trPr>
-                <w:trHeight w:val="191"/>
+                <w:trHeight w:val="200"/>
                 <w:jc w:val="center"/>
               </w:trPr>
               <w:tc>
@@ -160,7 +160,7 @@
           <w:tbl>
             <w:tblPr>
               <w:tblStyle w:val="TableGrid"/>
-              <w:tblpPr w:leftFromText="187" w:rightFromText="187" w:vertAnchor="page" w:horzAnchor="margin" w:tblpY="1408"/>
+              <w:tblpPr w:leftFromText="187" w:rightFromText="187" w:vertAnchor="page" w:horzAnchor="margin" w:tblpY="1424"/>
               <w:tblOverlap w:val="never"/>
               <w:tblW w:w="2160" w:type="dxa"/>
               <w:tblBorders>

--- a/src/core/generation/templates/preroll.docx
+++ b/src/core/generation/templates/preroll.docx
@@ -50,7 +50,7 @@
             </w:tblGrid>
             <w:tr>
               <w:trPr>
-                <w:trHeight w:val="1062"/>
+                <w:trHeight w:val="1258"/>
               </w:trPr>
               <w:tc>
                 <w:tcPr>
@@ -117,50 +117,7 @@
           <w:tbl>
             <w:tblPr>
               <w:tblStyle w:val="TableGrid"/>
-              <w:tblW w:w="0" w:type="auto"/>
-              <w:jc w:val="center"/>
-              <w:tblLook w:val="04A0" w:firstRow="1" w:lastRow="0" w:firstColumn="1" w:lastColumn="0" w:noHBand="0" w:noVBand="1"/>
-            </w:tblPr>
-            <w:tblGrid>
-              <w:gridCol w:w="2120"/>
-            </w:tblGrid>
-            <w:tr>
-              <w:trPr>
-                <w:trHeight w:val="200"/>
-                <w:jc w:val="center"/>
-              </w:trPr>
-              <w:tc>
-                <w:tcPr>
-                  <w:tcW w:w="2120" w:type="dxa"/>
-                  <w:vAlign w:val="center"/>
-                </w:tcPr>
-                <w:p>
-                  <w:pPr>
-                    <w:framePr w:wrap="around" w:hAnchor="margin" w:xAlign="center" w:y="303"/>
-                    <w:suppressOverlap/>
-                    <w:rPr>
-                      <w:sz w:val="2"/>
-                      <w:szCs w:val="2"/>
-                    </w:rPr>
-                  </w:pPr>
-                  <w:r>
-                    <w:rPr>
-                      <w:rFonts w:ascii="Arial" w:hAnsi="Arial" w:cs="Arial"/>
-                      <w:b/>
-                      <w:bCs/>
-                      <w:sz w:val="16"/>
-                      <w:szCs w:val="16"/>
-                    </w:rPr>
-                    <w:t>{{Label1.ProductBrand}}</w:t>
-                  </w:r>
-                </w:p>
-              </w:tc>
-            </w:tr>
-          </w:tbl>
-          <w:tbl>
-            <w:tblPr>
-              <w:tblStyle w:val="TableGrid"/>
-              <w:tblpPr w:leftFromText="187" w:rightFromText="187" w:vertAnchor="page" w:horzAnchor="margin" w:tblpY="1424"/>
+              <w:tblpPr w:leftFromText="187" w:rightFromText="187" w:vertAnchor="page" w:horzAnchor="margin" w:tblpY="2094"/>
               <w:tblOverlap w:val="never"/>
               <w:tblW w:w="2160" w:type="dxa"/>
               <w:tblBorders>
@@ -175,16 +132,17 @@
               <w:tblLook w:val="04A0" w:firstRow="1" w:lastRow="0" w:firstColumn="1" w:lastColumn="0" w:noHBand="0" w:noVBand="1"/>
             </w:tblPr>
             <w:tblGrid>
-              <w:gridCol w:w="1080"/>
-              <w:gridCol w:w="1080"/>
+              <w:gridCol w:w="900"/>
+              <w:gridCol w:w="504"/>
+              <w:gridCol w:w="756"/>
             </w:tblGrid>
             <w:tr>
               <w:trPr>
-                <w:trHeight w:val="632"/>
+                <w:trHeight w:hRule="exact" w:val="576"/>
               </w:trPr>
               <w:tc>
                 <w:tcPr>
-                  <w:tcW w:w="1080" w:type="dxa"/>
+                  <w:tcW w:w="900" w:type="dxa"/>
                   <w:shd w:val="clear" w:color="auto" w:fill="CCCCCC"/>
                   <w:vAlign w:val="center"/>
                 </w:tcPr>
@@ -210,7 +168,7 @@
               </w:tc>
               <w:tc>
                 <w:tcPr>
-                  <w:tcW w:w="1080" w:type="dxa"/>
+                  <w:tcW w:w="504" w:type="dxa"/>
                   <w:shd w:val="clear" w:color="auto" w:fill="CCCCCC"/>
                   <w:tcMar>
                     <w:left w:w="29" w:type="dxa"/>
@@ -220,7 +178,34 @@
                 </w:tcPr>
                 <w:p>
                   <w:pPr>
-                    <w:jc w:val="center"/>
+                    <w:rPr>
+                      <w:sz w:val="13"/>
+                      <w:szCs w:val="13"/>
+                    </w:rPr>
+                  </w:pPr>
+                  <w:r>
+                    <w:rPr>
+                      <w:b/>
+                      <w:bCs/>
+                      <w:sz w:val="13"/>
+                      <w:szCs w:val="13"/>
+                    </w:rPr>
+                    <w:t>{{Label1.DOH }}</w:t>
+                  </w:r>
+                </w:p>
+              </w:tc>
+              <w:tc>
+                <w:tcPr>
+                  <w:tcW w:w="756" w:type="dxa"/>
+                  <w:shd w:val="clear" w:color="auto" w:fill="CCCCCC"/>
+                  <w:tcMar>
+                    <w:left w:w="29" w:type="dxa"/>
+                    <w:right w:w="29" w:type="dxa"/>
+                  </w:tcMar>
+                  <w:vAlign w:val="center"/>
+                </w:tcPr>
+                <w:p>
+                  <w:pPr>
                     <w:rPr>
                       <w:sz w:val="13"/>
                       <w:szCs w:val="13"/>
@@ -255,6 +240,48 @@
                       <w:szCs w:val="13"/>
                     </w:rPr>
                     <w:t>}}</w:t>
+                  </w:r>
+                </w:p>
+              </w:tc>
+            </w:tr>
+          </w:tbl>
+          <w:tbl>
+            <w:tblPr>
+              <w:tblStyle w:val="TableGrid"/>
+              <w:tblW w:w="0" w:type="auto"/>
+              <w:jc w:val="center"/>
+              <w:tblLook w:val="04A0" w:firstRow="1" w:lastRow="0" w:firstColumn="1" w:lastColumn="0" w:noHBand="0" w:noVBand="1"/>
+            </w:tblPr>
+            <w:tblGrid>
+              <w:gridCol w:w="2120"/>
+            </w:tblGrid>
+            <w:tr>
+              <w:trPr>
+                <w:jc w:val="center"/>
+              </w:trPr>
+              <w:tc>
+                <w:tcPr>
+                  <w:tcW w:w="2120" w:type="dxa"/>
+                  <w:vAlign w:val="center"/>
+                </w:tcPr>
+                <w:p>
+                  <w:pPr>
+                    <w:framePr w:wrap="around" w:hAnchor="margin" w:xAlign="center" w:y="303"/>
+                    <w:suppressOverlap/>
+                    <w:rPr>
+                      <w:sz w:val="2"/>
+                      <w:szCs w:val="2"/>
+                    </w:rPr>
+                  </w:pPr>
+                  <w:r>
+                    <w:rPr>
+                      <w:rFonts w:ascii="Arial" w:hAnsi="Arial" w:cs="Arial"/>
+                      <w:b/>
+                      <w:bCs/>
+                      <w:sz w:val="16"/>
+                      <w:szCs w:val="16"/>
+                    </w:rPr>
+                    <w:t>{{Label1.ProductBrand}}</w:t>
                   </w:r>
                 </w:p>
               </w:tc>

--- a/src/core/generation/templates/preroll.docx
+++ b/src/core/generation/templates/preroll.docx
@@ -50,7 +50,7 @@
             </w:tblGrid>
             <w:tr>
               <w:trPr>
-                <w:trHeight w:val="1258"/>
+                <w:trHeight w:val="1062"/>
               </w:trPr>
               <w:tc>
                 <w:tcPr>
@@ -117,7 +117,50 @@
           <w:tbl>
             <w:tblPr>
               <w:tblStyle w:val="TableGrid"/>
-              <w:tblpPr w:leftFromText="187" w:rightFromText="187" w:vertAnchor="page" w:horzAnchor="margin" w:tblpY="2094"/>
+              <w:tblW w:w="0" w:type="auto"/>
+              <w:jc w:val="center"/>
+              <w:tblLook w:val="04A0" w:firstRow="1" w:lastRow="0" w:firstColumn="1" w:lastColumn="0" w:noHBand="0" w:noVBand="1"/>
+            </w:tblPr>
+            <w:tblGrid>
+              <w:gridCol w:w="2120"/>
+            </w:tblGrid>
+            <w:tr>
+              <w:trPr>
+                <w:trHeight w:hRule="exact" w:val="328"/>
+                <w:jc w:val="center"/>
+              </w:trPr>
+              <w:tc>
+                <w:tcPr>
+                  <w:tcW w:w="2120" w:type="dxa"/>
+                  <w:vAlign w:val="center"/>
+                </w:tcPr>
+                <w:p>
+                  <w:pPr>
+                    <w:framePr w:wrap="around" w:hAnchor="margin" w:xAlign="center" w:y="303"/>
+                    <w:suppressOverlap/>
+                    <w:rPr>
+                      <w:sz w:val="2"/>
+                      <w:szCs w:val="2"/>
+                    </w:rPr>
+                  </w:pPr>
+                  <w:r>
+                    <w:rPr>
+                      <w:rFonts w:ascii="Arial" w:hAnsi="Arial" w:cs="Arial"/>
+                      <w:b/>
+                      <w:bCs/>
+                      <w:sz w:val="16"/>
+                      <w:szCs w:val="16"/>
+                    </w:rPr>
+                    <w:t>{{Label1.ProductBrand}}</w:t>
+                  </w:r>
+                </w:p>
+              </w:tc>
+            </w:tr>
+          </w:tbl>
+          <w:tbl>
+            <w:tblPr>
+              <w:tblStyle w:val="TableGrid"/>
+              <w:tblpPr w:leftFromText="187" w:rightFromText="187" w:vertAnchor="page" w:horzAnchor="margin" w:tblpY="1458"/>
               <w:tblOverlap w:val="never"/>
               <w:tblW w:w="2160" w:type="dxa"/>
               <w:tblBorders>
@@ -132,17 +175,16 @@
               <w:tblLook w:val="04A0" w:firstRow="1" w:lastRow="0" w:firstColumn="1" w:lastColumn="0" w:noHBand="0" w:noVBand="1"/>
             </w:tblPr>
             <w:tblGrid>
-              <w:gridCol w:w="900"/>
-              <w:gridCol w:w="504"/>
-              <w:gridCol w:w="756"/>
+              <w:gridCol w:w="1080"/>
+              <w:gridCol w:w="1080"/>
             </w:tblGrid>
             <w:tr>
               <w:trPr>
-                <w:trHeight w:hRule="exact" w:val="576"/>
+                <w:trHeight w:hRule="exact" w:val="634"/>
               </w:trPr>
               <w:tc>
                 <w:tcPr>
-                  <w:tcW w:w="900" w:type="dxa"/>
+                  <w:tcW w:w="1080" w:type="dxa"/>
                   <w:shd w:val="clear" w:color="auto" w:fill="CCCCCC"/>
                   <w:vAlign w:val="center"/>
                 </w:tcPr>
@@ -168,7 +210,7 @@
               </w:tc>
               <w:tc>
                 <w:tcPr>
-                  <w:tcW w:w="504" w:type="dxa"/>
+                  <w:tcW w:w="1080" w:type="dxa"/>
                   <w:shd w:val="clear" w:color="auto" w:fill="CCCCCC"/>
                   <w:tcMar>
                     <w:left w:w="29" w:type="dxa"/>
@@ -178,34 +220,7 @@
                 </w:tcPr>
                 <w:p>
                   <w:pPr>
-                    <w:rPr>
-                      <w:sz w:val="13"/>
-                      <w:szCs w:val="13"/>
-                    </w:rPr>
-                  </w:pPr>
-                  <w:r>
-                    <w:rPr>
-                      <w:b/>
-                      <w:bCs/>
-                      <w:sz w:val="13"/>
-                      <w:szCs w:val="13"/>
-                    </w:rPr>
-                    <w:t>{{Label1.DOH }}</w:t>
-                  </w:r>
-                </w:p>
-              </w:tc>
-              <w:tc>
-                <w:tcPr>
-                  <w:tcW w:w="756" w:type="dxa"/>
-                  <w:shd w:val="clear" w:color="auto" w:fill="CCCCCC"/>
-                  <w:tcMar>
-                    <w:left w:w="29" w:type="dxa"/>
-                    <w:right w:w="29" w:type="dxa"/>
-                  </w:tcMar>
-                  <w:vAlign w:val="center"/>
-                </w:tcPr>
-                <w:p>
-                  <w:pPr>
+                    <w:jc w:val="center"/>
                     <w:rPr>
                       <w:sz w:val="13"/>
                       <w:szCs w:val="13"/>
@@ -240,48 +255,6 @@
                       <w:szCs w:val="13"/>
                     </w:rPr>
                     <w:t>}}</w:t>
-                  </w:r>
-                </w:p>
-              </w:tc>
-            </w:tr>
-          </w:tbl>
-          <w:tbl>
-            <w:tblPr>
-              <w:tblStyle w:val="TableGrid"/>
-              <w:tblW w:w="0" w:type="auto"/>
-              <w:jc w:val="center"/>
-              <w:tblLook w:val="04A0" w:firstRow="1" w:lastRow="0" w:firstColumn="1" w:lastColumn="0" w:noHBand="0" w:noVBand="1"/>
-            </w:tblPr>
-            <w:tblGrid>
-              <w:gridCol w:w="2120"/>
-            </w:tblGrid>
-            <w:tr>
-              <w:trPr>
-                <w:jc w:val="center"/>
-              </w:trPr>
-              <w:tc>
-                <w:tcPr>
-                  <w:tcW w:w="2120" w:type="dxa"/>
-                  <w:vAlign w:val="center"/>
-                </w:tcPr>
-                <w:p>
-                  <w:pPr>
-                    <w:framePr w:wrap="around" w:hAnchor="margin" w:xAlign="center" w:y="303"/>
-                    <w:suppressOverlap/>
-                    <w:rPr>
-                      <w:sz w:val="2"/>
-                      <w:szCs w:val="2"/>
-                    </w:rPr>
-                  </w:pPr>
-                  <w:r>
-                    <w:rPr>
-                      <w:rFonts w:ascii="Arial" w:hAnsi="Arial" w:cs="Arial"/>
-                      <w:b/>
-                      <w:bCs/>
-                      <w:sz w:val="16"/>
-                      <w:szCs w:val="16"/>
-                    </w:rPr>
-                    <w:t>{{Label1.ProductBrand}}</w:t>
                   </w:r>
                 </w:p>
               </w:tc>

--- a/src/core/generation/templates/preroll.docx
+++ b/src/core/generation/templates/preroll.docx
@@ -50,7 +50,7 @@
             </w:tblGrid>
             <w:tr>
               <w:trPr>
-                <w:trHeight w:val="1062"/>
+                <w:trHeight w:val="1258"/>
               </w:trPr>
               <w:tc>
                 <w:tcPr>
@@ -117,50 +117,7 @@
           <w:tbl>
             <w:tblPr>
               <w:tblStyle w:val="TableGrid"/>
-              <w:tblW w:w="0" w:type="auto"/>
-              <w:jc w:val="center"/>
-              <w:tblLook w:val="04A0" w:firstRow="1" w:lastRow="0" w:firstColumn="1" w:lastColumn="0" w:noHBand="0" w:noVBand="1"/>
-            </w:tblPr>
-            <w:tblGrid>
-              <w:gridCol w:w="2120"/>
-            </w:tblGrid>
-            <w:tr>
-              <w:trPr>
-                <w:trHeight w:hRule="exact" w:val="328"/>
-                <w:jc w:val="center"/>
-              </w:trPr>
-              <w:tc>
-                <w:tcPr>
-                  <w:tcW w:w="2120" w:type="dxa"/>
-                  <w:vAlign w:val="center"/>
-                </w:tcPr>
-                <w:p>
-                  <w:pPr>
-                    <w:framePr w:wrap="around" w:hAnchor="margin" w:xAlign="center" w:y="303"/>
-                    <w:suppressOverlap/>
-                    <w:rPr>
-                      <w:sz w:val="2"/>
-                      <w:szCs w:val="2"/>
-                    </w:rPr>
-                  </w:pPr>
-                  <w:r>
-                    <w:rPr>
-                      <w:rFonts w:ascii="Arial" w:hAnsi="Arial" w:cs="Arial"/>
-                      <w:b/>
-                      <w:bCs/>
-                      <w:sz w:val="16"/>
-                      <w:szCs w:val="16"/>
-                    </w:rPr>
-                    <w:t>{{Label1.ProductBrand}}</w:t>
-                  </w:r>
-                </w:p>
-              </w:tc>
-            </w:tr>
-          </w:tbl>
-          <w:tbl>
-            <w:tblPr>
-              <w:tblStyle w:val="TableGrid"/>
-              <w:tblpPr w:leftFromText="187" w:rightFromText="187" w:vertAnchor="page" w:horzAnchor="margin" w:tblpY="1458"/>
+              <w:tblpPr w:leftFromText="187" w:rightFromText="187" w:vertAnchor="page" w:horzAnchor="margin" w:tblpY="2094"/>
               <w:tblOverlap w:val="never"/>
               <w:tblW w:w="2160" w:type="dxa"/>
               <w:tblBorders>
@@ -175,16 +132,17 @@
               <w:tblLook w:val="04A0" w:firstRow="1" w:lastRow="0" w:firstColumn="1" w:lastColumn="0" w:noHBand="0" w:noVBand="1"/>
             </w:tblPr>
             <w:tblGrid>
-              <w:gridCol w:w="1080"/>
-              <w:gridCol w:w="1080"/>
+              <w:gridCol w:w="900"/>
+              <w:gridCol w:w="504"/>
+              <w:gridCol w:w="756"/>
             </w:tblGrid>
             <w:tr>
               <w:trPr>
-                <w:trHeight w:hRule="exact" w:val="634"/>
+                <w:trHeight w:hRule="exact" w:val="576"/>
               </w:trPr>
               <w:tc>
                 <w:tcPr>
-                  <w:tcW w:w="1080" w:type="dxa"/>
+                  <w:tcW w:w="900" w:type="dxa"/>
                   <w:shd w:val="clear" w:color="auto" w:fill="CCCCCC"/>
                   <w:vAlign w:val="center"/>
                 </w:tcPr>
@@ -210,7 +168,7 @@
               </w:tc>
               <w:tc>
                 <w:tcPr>
-                  <w:tcW w:w="1080" w:type="dxa"/>
+                  <w:tcW w:w="504" w:type="dxa"/>
                   <w:shd w:val="clear" w:color="auto" w:fill="CCCCCC"/>
                   <w:tcMar>
                     <w:left w:w="29" w:type="dxa"/>
@@ -220,7 +178,34 @@
                 </w:tcPr>
                 <w:p>
                   <w:pPr>
-                    <w:jc w:val="center"/>
+                    <w:rPr>
+                      <w:sz w:val="13"/>
+                      <w:szCs w:val="13"/>
+                    </w:rPr>
+                  </w:pPr>
+                  <w:r>
+                    <w:rPr>
+                      <w:b/>
+                      <w:bCs/>
+                      <w:sz w:val="13"/>
+                      <w:szCs w:val="13"/>
+                    </w:rPr>
+                    <w:t>{{Label1.DOH }}</w:t>
+                  </w:r>
+                </w:p>
+              </w:tc>
+              <w:tc>
+                <w:tcPr>
+                  <w:tcW w:w="756" w:type="dxa"/>
+                  <w:shd w:val="clear" w:color="auto" w:fill="CCCCCC"/>
+                  <w:tcMar>
+                    <w:left w:w="29" w:type="dxa"/>
+                    <w:right w:w="29" w:type="dxa"/>
+                  </w:tcMar>
+                  <w:vAlign w:val="center"/>
+                </w:tcPr>
+                <w:p>
+                  <w:pPr>
                     <w:rPr>
                       <w:sz w:val="13"/>
                       <w:szCs w:val="13"/>
@@ -255,6 +240,48 @@
                       <w:szCs w:val="13"/>
                     </w:rPr>
                     <w:t>}}</w:t>
+                  </w:r>
+                </w:p>
+              </w:tc>
+            </w:tr>
+          </w:tbl>
+          <w:tbl>
+            <w:tblPr>
+              <w:tblStyle w:val="TableGrid"/>
+              <w:tblW w:w="0" w:type="auto"/>
+              <w:jc w:val="center"/>
+              <w:tblLook w:val="04A0" w:firstRow="1" w:lastRow="0" w:firstColumn="1" w:lastColumn="0" w:noHBand="0" w:noVBand="1"/>
+            </w:tblPr>
+            <w:tblGrid>
+              <w:gridCol w:w="2120"/>
+            </w:tblGrid>
+            <w:tr>
+              <w:trPr>
+                <w:jc w:val="center"/>
+              </w:trPr>
+              <w:tc>
+                <w:tcPr>
+                  <w:tcW w:w="2120" w:type="dxa"/>
+                  <w:vAlign w:val="center"/>
+                </w:tcPr>
+                <w:p>
+                  <w:pPr>
+                    <w:framePr w:wrap="around" w:hAnchor="margin" w:xAlign="center" w:y="303"/>
+                    <w:suppressOverlap/>
+                    <w:rPr>
+                      <w:sz w:val="2"/>
+                      <w:szCs w:val="2"/>
+                    </w:rPr>
+                  </w:pPr>
+                  <w:r>
+                    <w:rPr>
+                      <w:rFonts w:ascii="Arial" w:hAnsi="Arial" w:cs="Arial"/>
+                      <w:b/>
+                      <w:bCs/>
+                      <w:sz w:val="16"/>
+                      <w:szCs w:val="16"/>
+                    </w:rPr>
+                    <w:t>{{Label1.ProductBrand}}</w:t>
                   </w:r>
                 </w:p>
               </w:tc>

--- a/src/core/generation/templates/preroll.docx
+++ b/src/core/generation/templates/preroll.docx
@@ -25,14 +25,13 @@
       <w:tr>
         <w:trPr>
           <w:cantSplit/>
-          <w:trHeight w:hRule="exact" w:val="2160"/>
+          <w:trHeight w:hRule="exact" w:val="2713"/>
         </w:trPr>
         <w:tc>
           <w:tcPr>
             <w:tcW w:w="2160" w:type="dxa"/>
             <w:shd w:val="clear" w:color="auto" w:fill="13274B"/>
             <w:noWrap/>
-            <w:vAlign w:val="center"/>
           </w:tcPr>
           <w:tbl>
             <w:tblPr>
@@ -50,7 +49,7 @@
             </w:tblGrid>
             <w:tr>
               <w:trPr>
-                <w:trHeight w:val="1062"/>
+                <w:trHeight w:val="1242"/>
               </w:trPr>
               <w:tc>
                 <w:tcPr>
@@ -114,53 +113,32 @@
               </w:tc>
             </w:tr>
           </w:tbl>
+          <w:p>
+            <w:pPr>
+              <w:spacing w:after="160" w:line="278" w:lineRule="auto"/>
+              <w:rPr>
+                <w:rFonts w:ascii="Arial" w:hAnsi="Arial" w:cs="Arial"/>
+                <w:b/>
+                <w:bCs/>
+                <w:sz w:val="16"/>
+                <w:szCs w:val="16"/>
+              </w:rPr>
+            </w:pPr>
+            <w:r>
+              <w:rPr>
+                <w:rFonts w:ascii="Arial" w:hAnsi="Arial" w:cs="Arial"/>
+                <w:b/>
+                <w:bCs/>
+                <w:sz w:val="16"/>
+                <w:szCs w:val="16"/>
+              </w:rPr>
+              <w:t>{{Label1.ProductBrand}}</w:t>
+            </w:r>
+          </w:p>
           <w:tbl>
             <w:tblPr>
               <w:tblStyle w:val="TableGrid"/>
-              <w:tblW w:w="0" w:type="auto"/>
-              <w:jc w:val="center"/>
-              <w:tblLook w:val="04A0" w:firstRow="1" w:lastRow="0" w:firstColumn="1" w:lastColumn="0" w:noHBand="0" w:noVBand="1"/>
-            </w:tblPr>
-            <w:tblGrid>
-              <w:gridCol w:w="2120"/>
-            </w:tblGrid>
-            <w:tr>
-              <w:trPr>
-                <w:trHeight w:hRule="exact" w:val="328"/>
-                <w:jc w:val="center"/>
-              </w:trPr>
-              <w:tc>
-                <w:tcPr>
-                  <w:tcW w:w="2120" w:type="dxa"/>
-                  <w:vAlign w:val="center"/>
-                </w:tcPr>
-                <w:p>
-                  <w:pPr>
-                    <w:framePr w:wrap="around" w:hAnchor="margin" w:xAlign="center" w:y="303"/>
-                    <w:suppressOverlap/>
-                    <w:rPr>
-                      <w:sz w:val="2"/>
-                      <w:szCs w:val="2"/>
-                    </w:rPr>
-                  </w:pPr>
-                  <w:r>
-                    <w:rPr>
-                      <w:rFonts w:ascii="Arial" w:hAnsi="Arial" w:cs="Arial"/>
-                      <w:b/>
-                      <w:bCs/>
-                      <w:sz w:val="16"/>
-                      <w:szCs w:val="16"/>
-                    </w:rPr>
-                    <w:t>{{Label1.ProductBrand}}</w:t>
-                  </w:r>
-                </w:p>
-              </w:tc>
-            </w:tr>
-          </w:tbl>
-          <w:tbl>
-            <w:tblPr>
-              <w:tblStyle w:val="TableGrid"/>
-              <w:tblpPr w:leftFromText="187" w:rightFromText="187" w:vertAnchor="page" w:horzAnchor="margin" w:tblpY="1458"/>
+              <w:tblpPr w:leftFromText="187" w:rightFromText="187" w:vertAnchor="page" w:horzAnchor="margin" w:tblpY="1574"/>
               <w:tblOverlap w:val="never"/>
               <w:tblW w:w="2160" w:type="dxa"/>
               <w:tblBorders>
@@ -180,11 +158,14 @@
             </w:tblGrid>
             <w:tr>
               <w:trPr>
-                <w:trHeight w:hRule="exact" w:val="634"/>
+                <w:trHeight w:hRule="exact" w:val="873"/>
               </w:trPr>
               <w:tc>
                 <w:tcPr>
                   <w:tcW w:w="1080" w:type="dxa"/>
+                  <w:tcBorders>
+                    <w:bottom w:val="single" w:sz="4" w:space="0" w:color="auto"/>
+                  </w:tcBorders>
                   <w:shd w:val="clear" w:color="auto" w:fill="CCCCCC"/>
                   <w:vAlign w:val="center"/>
                 </w:tcPr>
@@ -211,6 +192,9 @@
               <w:tc>
                 <w:tcPr>
                   <w:tcW w:w="1080" w:type="dxa"/>
+                  <w:tcBorders>
+                    <w:bottom w:val="single" w:sz="4" w:space="0" w:color="auto"/>
+                  </w:tcBorders>
                   <w:shd w:val="clear" w:color="auto" w:fill="CCCCCC"/>
                   <w:tcMar>
                     <w:left w:w="29" w:type="dxa"/>
@@ -256,10 +240,82 @@
                     </w:rPr>
                     <w:t>}}</w:t>
                   </w:r>
+                  <w:r>
+                    <w:rPr>
+                      <w:rFonts w:ascii="Arial" w:hAnsi="Arial" w:cs="Arial"/>
+                      <w:b/>
+                      <w:bCs/>
+                      <w:sz w:val="13"/>
+                      <w:szCs w:val="13"/>
+                    </w:rPr>
+                    <w:t>/</w:t>
+                  </w:r>
+                </w:p>
+              </w:tc>
+            </w:tr>
+            <w:tr>
+              <w:trPr>
+                <w:trHeight w:hRule="exact" w:val="215"/>
+              </w:trPr>
+              <w:tc>
+                <w:tcPr>
+                  <w:tcW w:w="1080" w:type="dxa"/>
+                  <w:tcBorders>
+                    <w:top w:val="single" w:sz="4" w:space="0" w:color="auto"/>
+                  </w:tcBorders>
+                  <w:shd w:val="clear" w:color="auto" w:fill="FFFFFF" w:themeFill="background1"/>
+                  <w:vAlign w:val="center"/>
+                </w:tcPr>
+                <w:p>
+                  <w:pPr>
+                    <w:rPr>
+                      <w:rFonts w:ascii="Arial" w:hAnsi="Arial" w:cs="Arial"/>
+                      <w:b/>
+                      <w:bCs/>
+                      <w:color w:val="000000" w:themeColor="text1"/>
+                      <w:sz w:val="13"/>
+                      <w:szCs w:val="13"/>
+                    </w:rPr>
+                  </w:pPr>
+                </w:p>
+              </w:tc>
+              <w:tc>
+                <w:tcPr>
+                  <w:tcW w:w="1080" w:type="dxa"/>
+                  <w:tcBorders>
+                    <w:top w:val="single" w:sz="4" w:space="0" w:color="auto"/>
+                  </w:tcBorders>
+                  <w:shd w:val="clear" w:color="auto" w:fill="FFFFFF" w:themeFill="background1"/>
+                  <w:tcMar>
+                    <w:left w:w="29" w:type="dxa"/>
+                    <w:right w:w="29" w:type="dxa"/>
+                  </w:tcMar>
+                  <w:vAlign w:val="center"/>
+                </w:tcPr>
+                <w:p>
+                  <w:pPr>
+                    <w:jc w:val="center"/>
+                    <w:rPr>
+                      <w:rFonts w:ascii="Arial" w:hAnsi="Arial" w:cs="Arial"/>
+                      <w:b/>
+                      <w:bCs/>
+                      <w:sz w:val="13"/>
+                      <w:szCs w:val="13"/>
+                    </w:rPr>
+                  </w:pPr>
                 </w:p>
               </w:tc>
             </w:tr>
           </w:tbl>
+          <w:p>
+            <w:pPr>
+              <w:spacing w:after="160" w:line="278" w:lineRule="auto"/>
+              <w:rPr>
+                <w:sz w:val="2"/>
+                <w:szCs w:val="2"/>
+              </w:rPr>
+            </w:pPr>
+          </w:p>
           <w:p>
             <w:pPr>
               <w:rPr>

--- a/src/core/generation/templates/preroll.docx
+++ b/src/core/generation/templates/preroll.docx
@@ -25,13 +25,14 @@
       <w:tr>
         <w:trPr>
           <w:cantSplit/>
-          <w:trHeight w:hRule="exact" w:val="2713"/>
+          <w:trHeight w:hRule="exact" w:val="2160"/>
         </w:trPr>
         <w:tc>
           <w:tcPr>
             <w:tcW w:w="2160" w:type="dxa"/>
             <w:shd w:val="clear" w:color="auto" w:fill="13274B"/>
             <w:noWrap/>
+            <w:vAlign w:val="center"/>
           </w:tcPr>
           <w:tbl>
             <w:tblPr>
@@ -49,7 +50,7 @@
             </w:tblGrid>
             <w:tr>
               <w:trPr>
-                <w:trHeight w:val="1242"/>
+                <w:trHeight w:val="1062"/>
               </w:trPr>
               <w:tc>
                 <w:tcPr>
@@ -113,32 +114,53 @@
               </w:tc>
             </w:tr>
           </w:tbl>
-          <w:p>
-            <w:pPr>
-              <w:spacing w:after="160" w:line="278" w:lineRule="auto"/>
-              <w:rPr>
-                <w:rFonts w:ascii="Arial" w:hAnsi="Arial" w:cs="Arial"/>
-                <w:b/>
-                <w:bCs/>
-                <w:sz w:val="16"/>
-                <w:szCs w:val="16"/>
-              </w:rPr>
-            </w:pPr>
-            <w:r>
-              <w:rPr>
-                <w:rFonts w:ascii="Arial" w:hAnsi="Arial" w:cs="Arial"/>
-                <w:b/>
-                <w:bCs/>
-                <w:sz w:val="16"/>
-                <w:szCs w:val="16"/>
-              </w:rPr>
-              <w:t>{{Label1.ProductBrand}}</w:t>
-            </w:r>
-          </w:p>
           <w:tbl>
             <w:tblPr>
               <w:tblStyle w:val="TableGrid"/>
-              <w:tblpPr w:leftFromText="187" w:rightFromText="187" w:vertAnchor="page" w:horzAnchor="margin" w:tblpY="1574"/>
+              <w:tblW w:w="0" w:type="auto"/>
+              <w:jc w:val="center"/>
+              <w:tblLook w:val="04A0" w:firstRow="1" w:lastRow="0" w:firstColumn="1" w:lastColumn="0" w:noHBand="0" w:noVBand="1"/>
+            </w:tblPr>
+            <w:tblGrid>
+              <w:gridCol w:w="2120"/>
+            </w:tblGrid>
+            <w:tr>
+              <w:trPr>
+                <w:trHeight w:hRule="exact" w:val="328"/>
+                <w:jc w:val="center"/>
+              </w:trPr>
+              <w:tc>
+                <w:tcPr>
+                  <w:tcW w:w="2120" w:type="dxa"/>
+                  <w:vAlign w:val="center"/>
+                </w:tcPr>
+                <w:p>
+                  <w:pPr>
+                    <w:framePr w:wrap="around" w:hAnchor="margin" w:xAlign="center" w:y="303"/>
+                    <w:suppressOverlap/>
+                    <w:rPr>
+                      <w:sz w:val="2"/>
+                      <w:szCs w:val="2"/>
+                    </w:rPr>
+                  </w:pPr>
+                  <w:r>
+                    <w:rPr>
+                      <w:rFonts w:ascii="Arial" w:hAnsi="Arial" w:cs="Arial"/>
+                      <w:b/>
+                      <w:bCs/>
+                      <w:sz w:val="16"/>
+                      <w:szCs w:val="16"/>
+                    </w:rPr>
+                    <w:t>{{Label1.ProductBrand}}</w:t>
+                  </w:r>
+                </w:p>
+              </w:tc>
+            </w:tr>
+          </w:tbl>
+          <w:tbl>
+            <w:tblPr>
+              <w:tblStyle w:val="TableGrid"/>
+              <w:tblpPr w:leftFromText="187" w:rightFromText="187" w:vertAnchor="page" w:horzAnchor="margin" w:tblpY="1458"/>
               <w:tblOverlap w:val="never"/>
               <w:tblW w:w="2160" w:type="dxa"/>
               <w:tblBorders>
@@ -158,14 +180,11 @@
             </w:tblGrid>
             <w:tr>
               <w:trPr>
-                <w:trHeight w:hRule="exact" w:val="873"/>
+                <w:trHeight w:hRule="exact" w:val="634"/>
               </w:trPr>
               <w:tc>
                 <w:tcPr>
                   <w:tcW w:w="1080" w:type="dxa"/>
-                  <w:tcBorders>
-                    <w:bottom w:val="single" w:sz="4" w:space="0" w:color="auto"/>
-                  </w:tcBorders>
                   <w:shd w:val="clear" w:color="auto" w:fill="CCCCCC"/>
                   <w:vAlign w:val="center"/>
                 </w:tcPr>
@@ -192,9 +211,6 @@
               <w:tc>
                 <w:tcPr>
                   <w:tcW w:w="1080" w:type="dxa"/>
-                  <w:tcBorders>
-                    <w:bottom w:val="single" w:sz="4" w:space="0" w:color="auto"/>
-                  </w:tcBorders>
                   <w:shd w:val="clear" w:color="auto" w:fill="CCCCCC"/>
                   <w:tcMar>
                     <w:left w:w="29" w:type="dxa"/>
@@ -240,82 +256,10 @@
                     </w:rPr>
                     <w:t>}}</w:t>
                   </w:r>
-                  <w:r>
-                    <w:rPr>
-                      <w:rFonts w:ascii="Arial" w:hAnsi="Arial" w:cs="Arial"/>
-                      <w:b/>
-                      <w:bCs/>
-                      <w:sz w:val="13"/>
-                      <w:szCs w:val="13"/>
-                    </w:rPr>
-                    <w:t>/</w:t>
-                  </w:r>
-                </w:p>
-              </w:tc>
-            </w:tr>
-            <w:tr>
-              <w:trPr>
-                <w:trHeight w:hRule="exact" w:val="215"/>
-              </w:trPr>
-              <w:tc>
-                <w:tcPr>
-                  <w:tcW w:w="1080" w:type="dxa"/>
-                  <w:tcBorders>
-                    <w:top w:val="single" w:sz="4" w:space="0" w:color="auto"/>
-                  </w:tcBorders>
-                  <w:shd w:val="clear" w:color="auto" w:fill="FFFFFF" w:themeFill="background1"/>
-                  <w:vAlign w:val="center"/>
-                </w:tcPr>
-                <w:p>
-                  <w:pPr>
-                    <w:rPr>
-                      <w:rFonts w:ascii="Arial" w:hAnsi="Arial" w:cs="Arial"/>
-                      <w:b/>
-                      <w:bCs/>
-                      <w:color w:val="000000" w:themeColor="text1"/>
-                      <w:sz w:val="13"/>
-                      <w:szCs w:val="13"/>
-                    </w:rPr>
-                  </w:pPr>
-                </w:p>
-              </w:tc>
-              <w:tc>
-                <w:tcPr>
-                  <w:tcW w:w="1080" w:type="dxa"/>
-                  <w:tcBorders>
-                    <w:top w:val="single" w:sz="4" w:space="0" w:color="auto"/>
-                  </w:tcBorders>
-                  <w:shd w:val="clear" w:color="auto" w:fill="FFFFFF" w:themeFill="background1"/>
-                  <w:tcMar>
-                    <w:left w:w="29" w:type="dxa"/>
-                    <w:right w:w="29" w:type="dxa"/>
-                  </w:tcMar>
-                  <w:vAlign w:val="center"/>
-                </w:tcPr>
-                <w:p>
-                  <w:pPr>
-                    <w:jc w:val="center"/>
-                    <w:rPr>
-                      <w:rFonts w:ascii="Arial" w:hAnsi="Arial" w:cs="Arial"/>
-                      <w:b/>
-                      <w:bCs/>
-                      <w:sz w:val="13"/>
-                      <w:szCs w:val="13"/>
-                    </w:rPr>
-                  </w:pPr>
                 </w:p>
               </w:tc>
             </w:tr>
           </w:tbl>
-          <w:p>
-            <w:pPr>
-              <w:spacing w:after="160" w:line="278" w:lineRule="auto"/>
-              <w:rPr>
-                <w:sz w:val="2"/>
-                <w:szCs w:val="2"/>
-              </w:rPr>
-            </w:pPr>
-          </w:p>
           <w:p>
             <w:pPr>
               <w:rPr>

--- a/src/core/generation/templates/preroll.docx
+++ b/src/core/generation/templates/preroll.docx
@@ -50,7 +50,7 @@
             </w:tblGrid>
             <w:tr>
               <w:trPr>
-                <w:trHeight w:val="1062"/>
+                <w:trHeight w:val="999"/>
               </w:trPr>
               <w:tc>
                 <w:tcPr>
@@ -126,7 +126,7 @@
             </w:tblGrid>
             <w:tr>
               <w:trPr>
-                <w:trHeight w:hRule="exact" w:val="328"/>
+                <w:trHeight w:val="223"/>
                 <w:jc w:val="center"/>
               </w:trPr>
               <w:tc>
@@ -160,7 +160,7 @@
           <w:tbl>
             <w:tblPr>
               <w:tblStyle w:val="TableGrid"/>
-              <w:tblpPr w:leftFromText="187" w:rightFromText="187" w:vertAnchor="page" w:horzAnchor="margin" w:tblpY="1458"/>
+              <w:tblpPr w:leftFromText="187" w:rightFromText="187" w:vertAnchor="page" w:horzAnchor="margin" w:tblpY="1379"/>
               <w:tblOverlap w:val="never"/>
               <w:tblW w:w="2160" w:type="dxa"/>
               <w:tblBorders>
@@ -175,16 +175,17 @@
               <w:tblLook w:val="04A0" w:firstRow="1" w:lastRow="0" w:firstColumn="1" w:lastColumn="0" w:noHBand="0" w:noVBand="1"/>
             </w:tblPr>
             <w:tblGrid>
-              <w:gridCol w:w="1080"/>
-              <w:gridCol w:w="1080"/>
+              <w:gridCol w:w="900"/>
+              <w:gridCol w:w="504"/>
+              <w:gridCol w:w="756"/>
             </w:tblGrid>
             <w:tr>
               <w:trPr>
-                <w:trHeight w:hRule="exact" w:val="634"/>
+                <w:trHeight w:hRule="exact" w:val="724"/>
               </w:trPr>
               <w:tc>
                 <w:tcPr>
-                  <w:tcW w:w="1080" w:type="dxa"/>
+                  <w:tcW w:w="900" w:type="dxa"/>
                   <w:shd w:val="clear" w:color="auto" w:fill="CCCCCC"/>
                   <w:vAlign w:val="center"/>
                 </w:tcPr>
@@ -210,7 +211,7 @@
               </w:tc>
               <w:tc>
                 <w:tcPr>
-                  <w:tcW w:w="1080" w:type="dxa"/>
+                  <w:tcW w:w="504" w:type="dxa"/>
                   <w:shd w:val="clear" w:color="auto" w:fill="CCCCCC"/>
                   <w:tcMar>
                     <w:left w:w="29" w:type="dxa"/>
@@ -220,7 +221,34 @@
                 </w:tcPr>
                 <w:p>
                   <w:pPr>
-                    <w:jc w:val="center"/>
+                    <w:rPr>
+                      <w:sz w:val="13"/>
+                      <w:szCs w:val="13"/>
+                    </w:rPr>
+                  </w:pPr>
+                  <w:r>
+                    <w:rPr>
+                      <w:b/>
+                      <w:bCs/>
+                      <w:sz w:val="13"/>
+                      <w:szCs w:val="13"/>
+                    </w:rPr>
+                    <w:t>{{Label1.DOH }}</w:t>
+                  </w:r>
+                </w:p>
+              </w:tc>
+              <w:tc>
+                <w:tcPr>
+                  <w:tcW w:w="756" w:type="dxa"/>
+                  <w:shd w:val="clear" w:color="auto" w:fill="CCCCCC"/>
+                  <w:tcMar>
+                    <w:left w:w="29" w:type="dxa"/>
+                    <w:right w:w="29" w:type="dxa"/>
+                  </w:tcMar>
+                  <w:vAlign w:val="center"/>
+                </w:tcPr>
+                <w:p>
+                  <w:pPr>
                     <w:rPr>
                       <w:sz w:val="13"/>
                       <w:szCs w:val="13"/>

--- a/src/core/generation/templates/preroll.docx
+++ b/src/core/generation/templates/preroll.docx
@@ -175,9 +175,9 @@
               <w:tblLook w:val="04A0" w:firstRow="1" w:lastRow="0" w:firstColumn="1" w:lastColumn="0" w:noHBand="0" w:noVBand="1"/>
             </w:tblPr>
             <w:tblGrid>
-              <w:gridCol w:w="900"/>
-              <w:gridCol w:w="504"/>
-              <w:gridCol w:w="756"/>
+              <w:gridCol w:w="852"/>
+              <w:gridCol w:w="523"/>
+              <w:gridCol w:w="785"/>
             </w:tblGrid>
             <w:tr>
               <w:trPr>
@@ -185,7 +185,7 @@
               </w:trPr>
               <w:tc>
                 <w:tcPr>
-                  <w:tcW w:w="900" w:type="dxa"/>
+                  <w:tcW w:w="821" w:type="dxa"/>
                   <w:shd w:val="clear" w:color="auto" w:fill="CCCCCC"/>
                   <w:vAlign w:val="center"/>
                 </w:tcPr>

--- a/src/core/generation/templates/preroll.docx
+++ b/src/core/generation/templates/preroll.docx
@@ -132,6 +132,12 @@
               <w:tc>
                 <w:tcPr>
                   <w:tcW w:w="2120" w:type="dxa"/>
+                  <w:tcBorders>
+                    <w:top w:val="nil"/>
+                    <w:left w:val="nil"/>
+                    <w:bottom w:val="nil"/>
+                    <w:right w:val="nil"/>
+                  </w:tcBorders>
                   <w:vAlign w:val="center"/>
                 </w:tcPr>
                 <w:p>
@@ -175,9 +181,9 @@
               <w:tblLook w:val="04A0" w:firstRow="1" w:lastRow="0" w:firstColumn="1" w:lastColumn="0" w:noHBand="0" w:noVBand="1"/>
             </w:tblPr>
             <w:tblGrid>
-              <w:gridCol w:w="852"/>
-              <w:gridCol w:w="523"/>
-              <w:gridCol w:w="785"/>
+              <w:gridCol w:w="868"/>
+              <w:gridCol w:w="532"/>
+              <w:gridCol w:w="760"/>
             </w:tblGrid>
             <w:tr>
               <w:trPr>
@@ -239,7 +245,7 @@
               </w:tc>
               <w:tc>
                 <w:tcPr>
-                  <w:tcW w:w="756" w:type="dxa"/>
+                  <w:tcW w:w="720" w:type="dxa"/>
                   <w:shd w:val="clear" w:color="auto" w:fill="CCCCCC"/>
                   <w:tcMar>
                     <w:left w:w="29" w:type="dxa"/>

--- a/src/core/generation/templates/preroll.docx
+++ b/src/core/generation/templates/preroll.docx
@@ -132,12 +132,6 @@
               <w:tc>
                 <w:tcPr>
                   <w:tcW w:w="2120" w:type="dxa"/>
-                  <w:tcBorders>
-                    <w:top w:val="nil"/>
-                    <w:left w:val="nil"/>
-                    <w:bottom w:val="nil"/>
-                    <w:right w:val="nil"/>
-                  </w:tcBorders>
                   <w:vAlign w:val="center"/>
                 </w:tcPr>
                 <w:p>
@@ -181,9 +175,9 @@
               <w:tblLook w:val="04A0" w:firstRow="1" w:lastRow="0" w:firstColumn="1" w:lastColumn="0" w:noHBand="0" w:noVBand="1"/>
             </w:tblPr>
             <w:tblGrid>
-              <w:gridCol w:w="868"/>
-              <w:gridCol w:w="532"/>
-              <w:gridCol w:w="760"/>
+              <w:gridCol w:w="900"/>
+              <w:gridCol w:w="504"/>
+              <w:gridCol w:w="756"/>
             </w:tblGrid>
             <w:tr>
               <w:trPr>
@@ -191,7 +185,7 @@
               </w:trPr>
               <w:tc>
                 <w:tcPr>
-                  <w:tcW w:w="821" w:type="dxa"/>
+                  <w:tcW w:w="900" w:type="dxa"/>
                   <w:shd w:val="clear" w:color="auto" w:fill="CCCCCC"/>
                   <w:vAlign w:val="center"/>
                 </w:tcPr>
@@ -245,7 +239,7 @@
               </w:tc>
               <w:tc>
                 <w:tcPr>
-                  <w:tcW w:w="720" w:type="dxa"/>
+                  <w:tcW w:w="756" w:type="dxa"/>
                   <w:shd w:val="clear" w:color="auto" w:fill="CCCCCC"/>
                   <w:tcMar>
                     <w:left w:w="29" w:type="dxa"/>

--- a/src/core/generation/templates/preroll.docx
+++ b/src/core/generation/templates/preroll.docx
@@ -126,7 +126,8 @@
             </w:tblGrid>
             <w:tr>
               <w:trPr>
-                <w:trHeight w:val="223"/>
+                <w:cantSplit/>
+                <w:trHeight w:hRule="exact" w:val="288"/>
                 <w:jc w:val="center"/>
               </w:trPr>
               <w:tc>

--- a/src/core/generation/templates/preroll.docx
+++ b/src/core/generation/templates/preroll.docx
@@ -126,8 +126,7 @@
             </w:tblGrid>
             <w:tr>
               <w:trPr>
-                <w:cantSplit/>
-                <w:trHeight w:hRule="exact" w:val="288"/>
+                <w:trHeight w:val="223"/>
                 <w:jc w:val="center"/>
               </w:trPr>
               <w:tc>

--- a/src/core/generation/templates/preroll.docx
+++ b/src/core/generation/templates/preroll.docx
@@ -7,12 +7,11 @@
         <w:tblStyle w:val="TableGrid"/>
         <w:tblpPr w:horzAnchor="margin" w:tblpXSpec="center" w:tblpY="303"/>
         <w:tblOverlap w:val="never"/>
-        <w:tblW w:w="2160" w:type="dxa"/>
         <w:tblBorders>
           <w:insideH w:val="none" w:sz="0" w:space="0" w:color="auto"/>
           <w:insideV w:val="none" w:sz="0" w:space="0" w:color="auto"/>
         </w:tblBorders>
-        <w:tblLayout w:type="fixed"/>
+        <w:tblLayout w:type="autofit"/>
         <w:tblCellMar>
           <w:left w:w="15" w:type="dxa"/>
           <w:right w:w="15" w:type="dxa"/>
@@ -20,7 +19,7 @@
         <w:tblLook w:val="0000" w:firstRow="0" w:lastRow="0" w:firstColumn="0" w:lastColumn="0" w:noHBand="0" w:noVBand="0"/>
       </w:tblPr>
       <w:tblGrid>
-        <w:gridCol w:w="2160"/>
+        <w:gridCol/>
       </w:tblGrid>
       <w:tr>
         <w:trPr>
@@ -29,7 +28,6 @@
         </w:trPr>
         <w:tc>
           <w:tcPr>
-            <w:tcW w:w="2160" w:type="dxa"/>
             <w:shd w:val="clear" w:color="auto" w:fill="13274B"/>
             <w:noWrap/>
             <w:vAlign w:val="center"/>

--- a/src/core/generation/templates/preroll.docx
+++ b/src/core/generation/templates/preroll.docx
@@ -7,11 +7,12 @@
         <w:tblStyle w:val="TableGrid"/>
         <w:tblpPr w:horzAnchor="margin" w:tblpXSpec="center" w:tblpY="303"/>
         <w:tblOverlap w:val="never"/>
+        <w:tblW w:w="2160" w:type="dxa"/>
         <w:tblBorders>
           <w:insideH w:val="none" w:sz="0" w:space="0" w:color="auto"/>
           <w:insideV w:val="none" w:sz="0" w:space="0" w:color="auto"/>
         </w:tblBorders>
-        <w:tblLayout w:type="autofit"/>
+        <w:tblLayout w:type="fixed"/>
         <w:tblCellMar>
           <w:left w:w="15" w:type="dxa"/>
           <w:right w:w="15" w:type="dxa"/>
@@ -19,7 +20,7 @@
         <w:tblLook w:val="0000" w:firstRow="0" w:lastRow="0" w:firstColumn="0" w:lastColumn="0" w:noHBand="0" w:noVBand="0"/>
       </w:tblPr>
       <w:tblGrid>
-        <w:gridCol/>
+        <w:gridCol w:w="2160"/>
       </w:tblGrid>
       <w:tr>
         <w:trPr>
@@ -28,6 +29,7 @@
         </w:trPr>
         <w:tc>
           <w:tcPr>
+            <w:tcW w:w="2160" w:type="dxa"/>
             <w:shd w:val="clear" w:color="auto" w:fill="13274B"/>
             <w:noWrap/>
             <w:vAlign w:val="center"/>

--- a/src/core/generation/templates/preroll.docx
+++ b/src/core/generation/templates/preroll.docx
@@ -7,11 +7,12 @@
         <w:tblStyle w:val="TableGrid"/>
         <w:tblpPr w:horzAnchor="margin" w:tblpXSpec="center" w:tblpY="303"/>
         <w:tblOverlap w:val="never"/>
+        <w:tblW w:w="2160" w:type="dxa"/>
         <w:tblBorders>
           <w:insideH w:val="none" w:sz="0" w:space="0" w:color="auto"/>
           <w:insideV w:val="none" w:sz="0" w:space="0" w:color="auto"/>
         </w:tblBorders>
-        <w:tblLayout w:type="autofit"/>
+        <w:tblLayout w:type="fixed"/>
         <w:tblCellMar>
           <w:left w:w="15" w:type="dxa"/>
           <w:right w:w="15" w:type="dxa"/>
@@ -19,7 +20,7 @@
         <w:tblLook w:val="0000" w:firstRow="0" w:lastRow="0" w:firstColumn="0" w:lastColumn="0" w:noHBand="0" w:noVBand="0"/>
       </w:tblPr>
       <w:tblGrid>
-        <w:gridCol/>
+        <w:gridCol w:w="2160"/>
       </w:tblGrid>
       <w:tr>
         <w:trPr>
@@ -28,6 +29,7 @@
         </w:trPr>
         <w:tc>
           <w:tcPr>
+            <w:tcW w:w="2160" w:type="dxa"/>
             <w:shd w:val="clear" w:color="auto" w:fill="13274B"/>
             <w:noWrap/>
             <w:vAlign w:val="center"/>
@@ -124,13 +126,18 @@
             </w:tblGrid>
             <w:tr>
               <w:trPr>
-                <w:cantSplit/>
-                <w:trHeight w:hRule="exact" w:val="288"/>
+                <w:trHeight w:val="223"/>
                 <w:jc w:val="center"/>
               </w:trPr>
               <w:tc>
                 <w:tcPr>
                   <w:tcW w:w="2120" w:type="dxa"/>
+                  <w:tcBorders>
+                    <w:top w:val="nil"/>
+                    <w:left w:val="nil"/>
+                    <w:bottom w:val="nil"/>
+                    <w:right w:val="nil"/>
+                  </w:tcBorders>
                   <w:vAlign w:val="center"/>
                 </w:tcPr>
                 <w:p>
@@ -174,9 +181,9 @@
               <w:tblLook w:val="04A0" w:firstRow="1" w:lastRow="0" w:firstColumn="1" w:lastColumn="0" w:noHBand="0" w:noVBand="1"/>
             </w:tblPr>
             <w:tblGrid>
-              <w:gridCol w:w="900"/>
-              <w:gridCol w:w="504"/>
-              <w:gridCol w:w="756"/>
+              <w:gridCol w:w="868"/>
+              <w:gridCol w:w="532"/>
+              <w:gridCol w:w="760"/>
             </w:tblGrid>
             <w:tr>
               <w:trPr>
@@ -184,7 +191,7 @@
               </w:trPr>
               <w:tc>
                 <w:tcPr>
-                  <w:tcW w:w="900" w:type="dxa"/>
+                  <w:tcW w:w="821" w:type="dxa"/>
                   <w:shd w:val="clear" w:color="auto" w:fill="CCCCCC"/>
                   <w:vAlign w:val="center"/>
                 </w:tcPr>
@@ -238,7 +245,7 @@
               </w:tc>
               <w:tc>
                 <w:tcPr>
-                  <w:tcW w:w="756" w:type="dxa"/>
+                  <w:tcW w:w="720" w:type="dxa"/>
                   <w:shd w:val="clear" w:color="auto" w:fill="CCCCCC"/>
                   <w:tcMar>
                     <w:left w:w="29" w:type="dxa"/>

--- a/src/core/generation/templates/preroll.docx
+++ b/src/core/generation/templates/preroll.docx
@@ -126,18 +126,13 @@
             </w:tblGrid>
             <w:tr>
               <w:trPr>
-                <w:trHeight w:val="223"/>
+                <w:cantSplit/>
+                <w:trHeight w:hRule="exact" w:val="288"/>
                 <w:jc w:val="center"/>
               </w:trPr>
               <w:tc>
                 <w:tcPr>
                   <w:tcW w:w="2120" w:type="dxa"/>
-                  <w:tcBorders>
-                    <w:top w:val="nil"/>
-                    <w:left w:val="nil"/>
-                    <w:bottom w:val="nil"/>
-                    <w:right w:val="nil"/>
-                  </w:tcBorders>
                   <w:vAlign w:val="center"/>
                 </w:tcPr>
                 <w:p>
@@ -181,9 +176,9 @@
               <w:tblLook w:val="04A0" w:firstRow="1" w:lastRow="0" w:firstColumn="1" w:lastColumn="0" w:noHBand="0" w:noVBand="1"/>
             </w:tblPr>
             <w:tblGrid>
-              <w:gridCol w:w="868"/>
-              <w:gridCol w:w="532"/>
-              <w:gridCol w:w="760"/>
+              <w:gridCol w:w="900"/>
+              <w:gridCol w:w="504"/>
+              <w:gridCol w:w="756"/>
             </w:tblGrid>
             <w:tr>
               <w:trPr>
@@ -191,7 +186,7 @@
               </w:trPr>
               <w:tc>
                 <w:tcPr>
-                  <w:tcW w:w="821" w:type="dxa"/>
+                  <w:tcW w:w="900" w:type="dxa"/>
                   <w:shd w:val="clear" w:color="auto" w:fill="CCCCCC"/>
                   <w:vAlign w:val="center"/>
                 </w:tcPr>
@@ -245,7 +240,7 @@
               </w:tc>
               <w:tc>
                 <w:tcPr>
-                  <w:tcW w:w="720" w:type="dxa"/>
+                  <w:tcW w:w="756" w:type="dxa"/>
                   <w:shd w:val="clear" w:color="auto" w:fill="CCCCCC"/>
                   <w:tcMar>
                     <w:left w:w="29" w:type="dxa"/>

--- a/src/core/generation/templates/preroll.docx
+++ b/src/core/generation/templates/preroll.docx
@@ -7,11 +7,12 @@
         <w:tblStyle w:val="TableGrid"/>
         <w:tblpPr w:horzAnchor="margin" w:tblpXSpec="center" w:tblpY="303"/>
         <w:tblOverlap w:val="never"/>
+        <w:tblW w:w="2160" w:type="dxa"/>
         <w:tblBorders>
           <w:insideH w:val="none" w:sz="0" w:space="0" w:color="auto"/>
           <w:insideV w:val="none" w:sz="0" w:space="0" w:color="auto"/>
         </w:tblBorders>
-        <w:tblLayout w:type="autofit"/>
+        <w:tblLayout w:type="fixed"/>
         <w:tblCellMar>
           <w:left w:w="15" w:type="dxa"/>
           <w:right w:w="15" w:type="dxa"/>
@@ -19,7 +20,7 @@
         <w:tblLook w:val="0000" w:firstRow="0" w:lastRow="0" w:firstColumn="0" w:lastColumn="0" w:noHBand="0" w:noVBand="0"/>
       </w:tblPr>
       <w:tblGrid>
-        <w:gridCol/>
+        <w:gridCol w:w="2160"/>
       </w:tblGrid>
       <w:tr>
         <w:trPr>
@@ -28,6 +29,7 @@
         </w:trPr>
         <w:tc>
           <w:tcPr>
+            <w:tcW w:w="2160" w:type="dxa"/>
             <w:shd w:val="clear" w:color="auto" w:fill="13274B"/>
             <w:noWrap/>
             <w:vAlign w:val="center"/>
@@ -124,8 +126,7 @@
             </w:tblGrid>
             <w:tr>
               <w:trPr>
-                <w:cantSplit/>
-                <w:trHeight w:hRule="exact" w:val="288"/>
+                <w:trHeight w:val="223"/>
                 <w:jc w:val="center"/>
               </w:trPr>
               <w:tc>

--- a/src/core/generation/templates/preroll.docx
+++ b/src/core/generation/templates/preroll.docx
@@ -7,12 +7,11 @@
         <w:tblStyle w:val="TableGrid"/>
         <w:tblpPr w:horzAnchor="margin" w:tblpXSpec="center" w:tblpY="303"/>
         <w:tblOverlap w:val="never"/>
-        <w:tblW w:w="2160" w:type="dxa"/>
         <w:tblBorders>
           <w:insideH w:val="none" w:sz="0" w:space="0" w:color="auto"/>
           <w:insideV w:val="none" w:sz="0" w:space="0" w:color="auto"/>
         </w:tblBorders>
-        <w:tblLayout w:type="fixed"/>
+        <w:tblLayout w:type="autofit"/>
         <w:tblCellMar>
           <w:left w:w="15" w:type="dxa"/>
           <w:right w:w="15" w:type="dxa"/>
@@ -20,7 +19,7 @@
         <w:tblLook w:val="0000" w:firstRow="0" w:lastRow="0" w:firstColumn="0" w:lastColumn="0" w:noHBand="0" w:noVBand="0"/>
       </w:tblPr>
       <w:tblGrid>
-        <w:gridCol w:w="2160"/>
+        <w:gridCol/>
       </w:tblGrid>
       <w:tr>
         <w:trPr>
@@ -29,7 +28,6 @@
         </w:trPr>
         <w:tc>
           <w:tcPr>
-            <w:tcW w:w="2160" w:type="dxa"/>
             <w:shd w:val="clear" w:color="auto" w:fill="13274B"/>
             <w:noWrap/>
             <w:vAlign w:val="center"/>
@@ -126,7 +124,8 @@
             </w:tblGrid>
             <w:tr>
               <w:trPr>
-                <w:trHeight w:val="223"/>
+                <w:cantSplit/>
+                <w:trHeight w:hRule="exact" w:val="288"/>
                 <w:jc w:val="center"/>
               </w:trPr>
               <w:tc>

--- a/src/core/generation/templates/preroll.docx
+++ b/src/core/generation/templates/preroll.docx
@@ -50,7 +50,7 @@
             </w:tblGrid>
             <w:tr>
               <w:trPr>
-                <w:trHeight w:val="999"/>
+                <w:trHeight w:hRule="exact" w:val="994"/>
               </w:trPr>
               <w:tc>
                 <w:tcPr>
@@ -126,7 +126,7 @@
             </w:tblGrid>
             <w:tr>
               <w:trPr>
-                <w:trHeight w:val="223"/>
+                <w:trHeight w:hRule="exact" w:val="288"/>
                 <w:jc w:val="center"/>
               </w:trPr>
               <w:tc>

--- a/src/core/generation/templates/preroll.docx
+++ b/src/core/generation/templates/preroll.docx
@@ -50,6 +50,7 @@
             </w:tblGrid>
             <w:tr>
               <w:trPr>
+                <w:cantSplit/>
                 <w:trHeight w:hRule="exact" w:val="994"/>
               </w:trPr>
               <w:tc>
@@ -126,6 +127,7 @@
             </w:tblGrid>
             <w:tr>
               <w:trPr>
+                <w:cantSplit/>
                 <w:trHeight w:hRule="exact" w:val="288"/>
                 <w:jc w:val="center"/>
               </w:trPr>

--- a/src/core/generation/templates/preroll.docx
+++ b/src/core/generation/templates/preroll.docx
@@ -4,15 +4,8 @@
   <w:body>
     <w:tbl>
       <w:tblPr>
-        <w:tblStyle w:val="TableGrid"/>
-        <w:tblpPr w:horzAnchor="margin" w:tblpXSpec="center" w:tblpY="303"/>
-        <w:tblOverlap w:val="never"/>
-        <w:tblW w:w="2160" w:type="dxa"/>
-        <w:tblBorders>
-          <w:insideH w:val="none" w:sz="0" w:space="0" w:color="auto"/>
-          <w:insideV w:val="none" w:sz="0" w:space="0" w:color="auto"/>
-        </w:tblBorders>
-        <w:tblLayout w:type="fixed"/>
+        <w:tblW w:w="0" w:type="auto"/>
+        <w:jc w:val="center"/>
         <w:tblCellMar>
           <w:left w:w="15" w:type="dxa"/>
           <w:right w:w="15" w:type="dxa"/>
@@ -20,42 +13,57 @@
         <w:tblLook w:val="0000" w:firstRow="0" w:lastRow="0" w:firstColumn="0" w:lastColumn="0" w:noHBand="0" w:noVBand="0"/>
       </w:tblPr>
       <w:tblGrid>
-        <w:gridCol w:w="2160"/>
+        <w:gridCol w:w="2593"/>
       </w:tblGrid>
       <w:tr>
         <w:trPr>
           <w:cantSplit/>
-          <w:trHeight w:hRule="exact" w:val="2160"/>
+          <w:trHeight w:hRule="exact" w:val="3600"/>
+          <w:jc w:val="center"/>
         </w:trPr>
         <w:tc>
           <w:tcPr>
-            <w:tcW w:w="2160" w:type="dxa"/>
-            <w:shd w:val="clear" w:color="auto" w:fill="13274B"/>
+            <w:tcW w:w="0" w:type="auto"/>
+            <w:shd w:val="clear" w:color="auto" w:fill="CCCCCC"/>
             <w:noWrap/>
+            <w:tcMar>
+              <w:left w:w="58" w:type="dxa"/>
+              <w:right w:w="58" w:type="dxa"/>
+            </w:tcMar>
             <w:vAlign w:val="center"/>
           </w:tcPr>
           <w:tbl>
             <w:tblPr>
-              <w:tblStyle w:val="TableGrid"/>
-              <w:tblpPr w:leftFromText="187" w:rightFromText="187" w:vertAnchor="text" w:tblpXSpec="center" w:tblpY="1"/>
-              <w:tblW w:w="2137" w:type="dxa"/>
+              <w:tblpPr w:leftFromText="187" w:rightFromText="187" w:vertAnchor="page" w:horzAnchor="margin" w:tblpXSpec="center" w:tblpY="29"/>
+              <w:tblOverlap w:val="never"/>
+              <w:tblW w:w="2477" w:type="dxa"/>
+              <w:jc w:val="center"/>
+              <w:tblBorders>
+                <w:top w:val="single" w:sz="4" w:space="0" w:color="FFFFFF" w:themeColor="background1"/>
+                <w:left w:val="single" w:sz="4" w:space="0" w:color="FFFFFF" w:themeColor="background1"/>
+                <w:bottom w:val="single" w:sz="4" w:space="0" w:color="FFFFFF" w:themeColor="background1"/>
+                <w:right w:val="single" w:sz="4" w:space="0" w:color="FFFFFF" w:themeColor="background1"/>
+                <w:insideH w:val="single" w:sz="4" w:space="0" w:color="FFFFFF" w:themeColor="background1"/>
+                <w:insideV w:val="single" w:sz="4" w:space="0" w:color="FFFFFF" w:themeColor="background1"/>
+              </w:tblBorders>
+              <w:tblLayout w:type="fixed"/>
               <w:tblCellMar>
-                <w:left w:w="0" w:type="dxa"/>
-                <w:right w:w="0" w:type="dxa"/>
+                <w:top w:w="43" w:type="dxa"/>
               </w:tblCellMar>
-              <w:tblLook w:val="04A0" w:firstRow="1" w:lastRow="0" w:firstColumn="1" w:lastColumn="0" w:noHBand="0" w:noVBand="1"/>
+              <w:tblLook w:val="0000" w:firstRow="0" w:lastRow="0" w:firstColumn="0" w:lastColumn="0" w:noHBand="0" w:noVBand="0"/>
             </w:tblPr>
             <w:tblGrid>
-              <w:gridCol w:w="2137"/>
+              <w:gridCol w:w="2477"/>
             </w:tblGrid>
             <w:tr>
               <w:trPr>
                 <w:cantSplit/>
-                <w:trHeight w:hRule="exact" w:val="994"/>
+                <w:trHeight w:val="2016"/>
+                <w:jc w:val="center"/>
               </w:trPr>
               <w:tc>
                 <w:tcPr>
-                  <w:tcW w:w="2137" w:type="dxa"/>
+                  <w:tcW w:w="2448" w:type="dxa"/>
                   <w:tcBorders>
                     <w:top w:val="nil"/>
                     <w:left w:val="nil"/>
@@ -66,19 +74,19 @@
                   <w:tcMar>
                     <w:top w:w="14" w:type="dxa"/>
                     <w:left w:w="58" w:type="dxa"/>
+                    <w:bottom w:w="14" w:type="dxa"/>
                     <w:right w:w="58" w:type="dxa"/>
                   </w:tcMar>
                 </w:tcPr>
                 <w:p>
                   <w:pPr>
-                    <w:spacing w:line="209" w:lineRule="auto"/>
-                    <w:ind w:right="101"/>
+                    <w:spacing w:line="216" w:lineRule="auto"/>
                     <w:rPr>
                       <w:rFonts w:ascii="Arial" w:hAnsi="Arial" w:cs="Arial"/>
                       <w:b/>
                       <w:bCs/>
-                      <w:sz w:val="18"/>
-                      <w:szCs w:val="18"/>
+                      <w:sz w:val="11"/>
+                      <w:szCs w:val="11"/>
                     </w:rPr>
                   </w:pPr>
                   <w:r>
@@ -86,30 +94,105 @@
                       <w:rFonts w:ascii="Arial" w:hAnsi="Arial" w:cs="Arial"/>
                       <w:b/>
                       <w:bCs/>
-                      <w:sz w:val="18"/>
-                      <w:szCs w:val="18"/>
+                      <w:sz w:val="11"/>
+                      <w:szCs w:val="11"/>
                     </w:rPr>
-                    <w:t>{{Label1.Desc</w:t>
+                    <w:t>{{Label1.DescAndWeight}}</w:t>
                   </w:r>
+                </w:p>
+              </w:tc>
+            </w:tr>
+          </w:tbl>
+          <w:tbl>
+            <w:tblPr>
+              <w:tblStyle w:val="TableGrid"/>
+              <w:tblpPr w:vertAnchor="page" w:horzAnchor="margin" w:tblpXSpec="center" w:tblpY="2593"/>
+              <w:tblOverlap w:val="never"/>
+              <w:tblW w:w="2477" w:type="dxa"/>
+              <w:tblBorders>
+                <w:top w:val="none" w:sz="0" w:space="0" w:color="auto"/>
+                <w:left w:val="none" w:sz="0" w:space="0" w:color="auto"/>
+                <w:bottom w:val="none" w:sz="0" w:space="0" w:color="auto"/>
+                <w:right w:val="none" w:sz="0" w:space="0" w:color="auto"/>
+                <w:insideH w:val="none" w:sz="0" w:space="0" w:color="auto"/>
+                <w:insideV w:val="none" w:sz="0" w:space="0" w:color="auto"/>
+              </w:tblBorders>
+              <w:tblLayout w:type="fixed"/>
+              <w:tblCellMar>
+                <w:left w:w="58" w:type="dxa"/>
+                <w:right w:w="58" w:type="dxa"/>
+              </w:tblCellMar>
+              <w:tblLook w:val="04A0" w:firstRow="1" w:lastRow="0" w:firstColumn="1" w:lastColumn="0" w:noHBand="0" w:noVBand="1"/>
+            </w:tblPr>
+            <w:tblGrid>
+              <w:gridCol w:w="1440"/>
+              <w:gridCol w:w="1037"/>
+            </w:tblGrid>
+            <w:tr>
+              <w:trPr>
+                <w:cantSplit/>
+                <w:trHeight w:val="936"/>
+              </w:trPr>
+              <w:tc>
+                <w:tcPr>
+                  <w:tcW w:w="1440" w:type="dxa"/>
+                  <w:shd w:val="clear" w:color="auto" w:fill="FFFFFF" w:themeFill="background1"/>
+                  <w:noWrap/>
+                  <w:vAlign w:val="center"/>
+                </w:tcPr>
+                <w:p>
+                  <w:pPr>
+                    <w:rPr>
+                      <w:rFonts w:ascii="Arial" w:hAnsi="Arial" w:cs="Arial"/>
+                      <w:b/>
+                      <w:bCs/>
+                      <w:sz w:val="11"/>
+                      <w:szCs w:val="11"/>
+                    </w:rPr>
+                  </w:pPr>
                   <w:r>
                     <w:rPr>
                       <w:rFonts w:ascii="Arial" w:hAnsi="Arial" w:cs="Arial"/>
                       <w:b/>
                       <w:bCs/>
-                      <w:sz w:val="18"/>
-                      <w:szCs w:val="18"/>
+                      <w:sz w:val="11"/>
+                      <w:szCs w:val="11"/>
+                      <w:shd w:val="clear" w:color="auto" w:fill="FFFFFF" w:themeFill="background1"/>
                     </w:rPr>
-                    <w:t>AndWeight</w:t>
+                    <w:t>{{Label1.Price}}</w:t>
                   </w:r>
+                </w:p>
+              </w:tc>
+              <w:tc>
+                <w:tcPr>
+                  <w:tcW w:w="1394" w:type="dxa"/>
+                  <w:shd w:val="clear" w:color="auto" w:fill="FFFFFF" w:themeFill="background1"/>
+                  <w:tcMar>
+                    <w:left w:w="14" w:type="dxa"/>
+                    <w:right w:w="14" w:type="dxa"/>
+                  </w:tcMar>
+                  <w:vAlign w:val="center"/>
+                </w:tcPr>
+                <w:p>
+                  <w:pPr>
+                    <w:jc w:val="center"/>
+                    <w:rPr>
+                      <w:rFonts w:ascii="Arial" w:hAnsi="Arial" w:cs="Arial"/>
+                      <w:b/>
+                      <w:bCs/>
+                      <w:sz w:val="10"/>
+                      <w:szCs w:val="10"/>
+                    </w:rPr>
+                  </w:pPr>
                   <w:r>
                     <w:rPr>
                       <w:rFonts w:ascii="Arial" w:hAnsi="Arial" w:cs="Arial"/>
                       <w:b/>
                       <w:bCs/>
-                      <w:sz w:val="18"/>
-                      <w:szCs w:val="18"/>
+                      <w:sz w:val="10"/>
+                      <w:szCs w:val="10"/>
                     </w:rPr>
-                    <w:t>}}</w:t>
+                    <w:t>{{Label1.QR}}</w:t>
                   </w:r>
                 </w:p>
               </w:tc>
@@ -119,30 +202,30 @@
             <w:tblPr>
               <w:tblStyle w:val="TableGrid"/>
               <w:tblW w:w="0" w:type="auto"/>
-              <w:jc w:val="center"/>
               <w:tblLook w:val="04A0" w:firstRow="1" w:lastRow="0" w:firstColumn="1" w:lastColumn="0" w:noHBand="0" w:noVBand="1"/>
             </w:tblPr>
             <w:tblGrid>
-              <w:gridCol w:w="2120"/>
+              <w:gridCol w:w="2467"/>
             </w:tblGrid>
             <w:tr>
               <w:trPr>
-                <w:cantSplit/>
-                <w:trHeight w:hRule="exact" w:val="288"/>
-                <w:jc w:val="center"/>
+                <w:trHeight w:hRule="exact" w:val="432"/>
               </w:trPr>
               <w:tc>
                 <w:tcPr>
-                  <w:tcW w:w="2120" w:type="dxa"/>
+                  <w:tcW w:w="2467" w:type="dxa"/>
+                  <w:shd w:val="clear" w:color="auto" w:fill="1E1E4A"/>
                   <w:vAlign w:val="center"/>
                 </w:tcPr>
                 <w:p>
                   <w:pPr>
-                    <w:framePr w:wrap="around" w:hAnchor="margin" w:xAlign="center" w:y="303"/>
-                    <w:suppressOverlap/>
+                    <w:jc w:val="center"/>
                     <w:rPr>
-                      <w:sz w:val="2"/>
-                      <w:szCs w:val="2"/>
+                      <w:rFonts w:ascii="Arial" w:hAnsi="Arial" w:cs="Arial"/>
+                      <w:b/>
+                      <w:bCs/>
+                      <w:sz w:val="8"/>
+                      <w:szCs w:val="8"/>
                     </w:rPr>
                   </w:pPr>
                   <w:r>
@@ -150,141 +233,30 @@
                       <w:rFonts w:ascii="Arial" w:hAnsi="Arial" w:cs="Arial"/>
                       <w:b/>
                       <w:bCs/>
-                      <w:sz w:val="16"/>
-                      <w:szCs w:val="16"/>
+                      <w:sz w:val="15"/>
+                      <w:szCs w:val="15"/>
                     </w:rPr>
-                    <w:t>{{Label1.ProductBrand}}</w:t>
-                  </w:r>
-                </w:p>
-              </w:tc>
-            </w:tr>
-          </w:tbl>
-          <w:tbl>
-            <w:tblPr>
-              <w:tblStyle w:val="TableGrid"/>
-              <w:tblpPr w:leftFromText="187" w:rightFromText="187" w:vertAnchor="page" w:horzAnchor="margin" w:tblpY="1379"/>
-              <w:tblOverlap w:val="never"/>
-              <w:tblW w:w="2160" w:type="dxa"/>
-              <w:tblBorders>
-                <w:top w:val="none" w:sz="0" w:space="0" w:color="auto"/>
-                <w:left w:val="none" w:sz="0" w:space="0" w:color="auto"/>
-                <w:bottom w:val="none" w:sz="0" w:space="0" w:color="auto"/>
-                <w:right w:val="none" w:sz="0" w:space="0" w:color="auto"/>
-                <w:insideH w:val="none" w:sz="0" w:space="0" w:color="auto"/>
-                <w:insideV w:val="none" w:sz="0" w:space="0" w:color="auto"/>
-              </w:tblBorders>
-              <w:shd w:val="clear" w:color="auto" w:fill="CCCCCC"/>
-              <w:tblLook w:val="04A0" w:firstRow="1" w:lastRow="0" w:firstColumn="1" w:lastColumn="0" w:noHBand="0" w:noVBand="1"/>
-            </w:tblPr>
-            <w:tblGrid>
-              <w:gridCol w:w="900"/>
-              <w:gridCol w:w="504"/>
-              <w:gridCol w:w="756"/>
-            </w:tblGrid>
-            <w:tr>
-              <w:trPr>
-                <w:trHeight w:hRule="exact" w:val="724"/>
-              </w:trPr>
-              <w:tc>
-                <w:tcPr>
-                  <w:tcW w:w="900" w:type="dxa"/>
-                  <w:shd w:val="clear" w:color="auto" w:fill="CCCCCC"/>
-                  <w:vAlign w:val="center"/>
-                </w:tcPr>
-                <w:p>
-                  <w:pPr>
-                    <w:rPr>
-                      <w:sz w:val="13"/>
-                      <w:szCs w:val="13"/>
-                    </w:rPr>
-                  </w:pPr>
-                  <w:r>
-                    <w:rPr>
-                      <w:rFonts w:ascii="Arial" w:hAnsi="Arial" w:cs="Arial"/>
-                      <w:b/>
-                      <w:bCs/>
-                      <w:color w:val="000000" w:themeColor="text1"/>
-                      <w:sz w:val="13"/>
-                      <w:szCs w:val="13"/>
-                    </w:rPr>
-                    <w:t>{{Label1.Price}}</w:t>
-                  </w:r>
-                </w:p>
-              </w:tc>
-              <w:tc>
-                <w:tcPr>
-                  <w:tcW w:w="504" w:type="dxa"/>
-                  <w:shd w:val="clear" w:color="auto" w:fill="CCCCCC"/>
-                  <w:tcMar>
-                    <w:left w:w="29" w:type="dxa"/>
-                    <w:right w:w="29" w:type="dxa"/>
-                  </w:tcMar>
-                  <w:vAlign w:val="center"/>
-                </w:tcPr>
-                <w:p>
-                  <w:pPr>
-                    <w:rPr>
-                      <w:sz w:val="13"/>
-                      <w:szCs w:val="13"/>
-                    </w:rPr>
-                  </w:pPr>
-                  <w:r>
-                    <w:rPr>
-                      <w:b/>
-                      <w:bCs/>
-                      <w:sz w:val="13"/>
-                      <w:szCs w:val="13"/>
-                    </w:rPr>
-                    <w:t>{{Label1.DOH }}</w:t>
-                  </w:r>
-                </w:p>
-              </w:tc>
-              <w:tc>
-                <w:tcPr>
-                  <w:tcW w:w="756" w:type="dxa"/>
-                  <w:shd w:val="clear" w:color="auto" w:fill="CCCCCC"/>
-                  <w:tcMar>
-                    <w:left w:w="29" w:type="dxa"/>
-                    <w:right w:w="29" w:type="dxa"/>
-                  </w:tcMar>
-                  <w:vAlign w:val="center"/>
-                </w:tcPr>
-                <w:p>
-                  <w:pPr>
-                    <w:rPr>
-                      <w:sz w:val="13"/>
-                      <w:szCs w:val="13"/>
-                    </w:rPr>
-                  </w:pPr>
-                  <w:r>
-                    <w:rPr>
-                      <w:rFonts w:ascii="Arial" w:hAnsi="Arial" w:cs="Arial"/>
-                      <w:b/>
-                      <w:bCs/>
-                      <w:sz w:val="13"/>
-                      <w:szCs w:val="13"/>
-                    </w:rPr>
-                    <w:t>{{Label1.</w:t>
+                    <w:t>{{Label1.ProductBr</w:t>
                   </w:r>
                   <w:r>
                     <w:rPr>
                       <w:rFonts w:ascii="Arial" w:hAnsi="Arial" w:cs="Arial"/>
                       <w:b/>
                       <w:bCs/>
-                      <w:sz w:val="13"/>
-                      <w:szCs w:val="13"/>
+                      <w:sz w:val="15"/>
+                      <w:szCs w:val="15"/>
                     </w:rPr>
-                    <w:t>QR</w:t>
+                    <w:t>a</w:t>
                   </w:r>
                   <w:r>
                     <w:rPr>
                       <w:rFonts w:ascii="Arial" w:hAnsi="Arial" w:cs="Arial"/>
                       <w:b/>
                       <w:bCs/>
-                      <w:sz w:val="13"/>
-                      <w:szCs w:val="13"/>
+                      <w:sz w:val="15"/>
+                      <w:szCs w:val="15"/>
                     </w:rPr>
-                    <w:t>}}</w:t>
+                    <w:t>nd}}</w:t>
                   </w:r>
                 </w:p>
               </w:tc>
@@ -292,9 +264,13 @@
           </w:tbl>
           <w:p>
             <w:pPr>
+              <w:jc w:val="center"/>
               <w:rPr>
-                <w:sz w:val="2"/>
-                <w:szCs w:val="2"/>
+                <w:rFonts w:ascii="Arial" w:hAnsi="Arial" w:cs="Arial"/>
+                <w:b/>
+                <w:bCs/>
+                <w:sz w:val="8"/>
+                <w:szCs w:val="8"/>
               </w:rPr>
             </w:pPr>
           </w:p>
@@ -303,71 +279,31 @@
     </w:tbl>
     <w:p>
       <w:pPr>
-        <w:ind w:left="95" w:right="95"/>
+        <w:tabs>
+          <w:tab w:val="left" w:pos="10937"/>
+        </w:tabs>
+        <w:ind w:left="126" w:right="126"/>
         <w:rPr>
           <w:vanish/>
         </w:rPr>
       </w:pPr>
+      <w:r>
+        <w:rPr>
+          <w:vanish/>
+        </w:rPr>
+        <w:t xml:space="preserve"> </w:t>
+      </w:r>
     </w:p>
     <w:sectPr>
       <w:type w:val="continuous"/>
       <w:pgSz w:w="12240" w:h="15840"/>
-      <w:pgMar w:top="144" w:right="144" w:bottom="0" w:left="144" w:header="720" w:footer="720" w:gutter="0"/>
+      <w:pgMar w:top="288" w:right="288" w:bottom="288" w:left="0" w:header="720" w:footer="720" w:gutter="0"/>
       <w:paperSrc w:first="4" w:other="4"/>
       <w:cols w:space="720"/>
+      <w:docGrid w:linePitch="326"/>
     </w:sectPr>
   </w:body>
 </w:document>
-</file>
-
-<file path=word/endnotes.xml><?xml version="1.0" encoding="utf-8"?>
-<w:endnotes xmlns:wpc="http://schemas.microsoft.com/office/word/2010/wordprocessingCanvas" xmlns:cx="http://schemas.microsoft.com/office/drawing/2014/chartex" xmlns:cx1="http://schemas.microsoft.com/office/drawing/2015/9/8/chartex" xmlns:cx2="http://schemas.microsoft.com/office/drawing/2015/10/21/chartex" xmlns:cx3="http://schemas.microsoft.com/office/drawing/2016/5/9/chartex" xmlns:cx4="http://schemas.microsoft.com/office/drawing/2016/5/10/chartex" xmlns:cx5="http://schemas.microsoft.com/office/drawing/2016/5/11/chartex" xmlns:cx6="http://schemas.microsoft.com/office/drawing/2016/5/12/chartex" xmlns:cx7="http://schemas.microsoft.com/office/drawing/2016/5/13/chartex" xmlns:cx8="http://schemas.microsoft.com/office/drawing/2016/5/14/chartex" xmlns:mc="http://schemas.openxmlformats.org/markup-compatibility/2006" xmlns:aink="http://schemas.microsoft.com/office/drawing/2016/ink" xmlns:am3d="http://schemas.microsoft.com/office/drawing/2017/model3d" xmlns:o="urn:schemas-microsoft-com:office:office" xmlns:oel="http://schemas.microsoft.com/office/2019/extlst" xmlns:r="http://schemas.openxmlformats.org/officeDocument/2006/relationships" xmlns:m="http://schemas.openxmlformats.org/officeDocument/2006/math" xmlns:v="urn:schemas-microsoft-com:vml" xmlns:wp14="http://schemas.microsoft.com/office/word/2010/wordprocessingDrawing" xmlns:wp="http://schemas.openxmlformats.org/drawingml/2006/wordprocessingDrawing" xmlns:w10="urn:schemas-microsoft-com:office:word" xmlns:w="http://schemas.openxmlformats.org/wordprocessingml/2006/main" xmlns:w14="http://schemas.microsoft.com/office/word/2010/wordml" xmlns:w15="http://schemas.microsoft.com/office/word/2012/wordml" xmlns:w16cex="http://schemas.microsoft.com/office/word/2018/wordml/cex" xmlns:w16cid="http://schemas.microsoft.com/office/word/2016/wordml/cid" xmlns:w16="http://schemas.microsoft.com/office/word/2018/wordml" xmlns:w16du="http://schemas.microsoft.com/office/word/2023/wordml/word16du" xmlns:w16sdtdh="http://schemas.microsoft.com/office/word/2020/wordml/sdtdatahash" xmlns:w16sdtfl="http://schemas.microsoft.com/office/word/2024/wordml/sdtformatlock" xmlns:w16se="http://schemas.microsoft.com/office/word/2015/wordml/symex" xmlns:wpg="http://schemas.microsoft.com/office/word/2010/wordprocessingGroup" xmlns:wpi="http://schemas.microsoft.com/office/word/2010/wordprocessingInk" xmlns:wne="http://schemas.microsoft.com/office/word/2006/wordml" xmlns:wps="http://schemas.microsoft.com/office/word/2010/wordprocessingShape" mc:Ignorable="w14 w15 w16se w16cid w16 w16cex w16sdtdh w16sdtfl w16du wp14">
-  <w:endnote w:type="separator" w:id="-1">
-    <w:p>
-      <w:pPr>
-        <w:spacing w:after="0" w:line="240" w:lineRule="auto"/>
-      </w:pPr>
-      <w:r>
-        <w:separator/>
-      </w:r>
-    </w:p>
-  </w:endnote>
-  <w:endnote w:type="continuationSeparator" w:id="0">
-    <w:p>
-      <w:pPr>
-        <w:spacing w:after="0" w:line="240" w:lineRule="auto"/>
-      </w:pPr>
-      <w:r>
-        <w:continuationSeparator/>
-      </w:r>
-    </w:p>
-  </w:endnote>
-</w:endnotes>
-</file>
-
-<file path=word/footnotes.xml><?xml version="1.0" encoding="utf-8"?>
-<w:footnotes xmlns:wpc="http://schemas.microsoft.com/office/word/2010/wordprocessingCanvas" xmlns:cx="http://schemas.microsoft.com/office/drawing/2014/chartex" xmlns:cx1="http://schemas.microsoft.com/office/drawing/2015/9/8/chartex" xmlns:cx2="http://schemas.microsoft.com/office/drawing/2015/10/21/chartex" xmlns:cx3="http://schemas.microsoft.com/office/drawing/2016/5/9/chartex" xmlns:cx4="http://schemas.microsoft.com/office/drawing/2016/5/10/chartex" xmlns:cx5="http://schemas.microsoft.com/office/drawing/2016/5/11/chartex" xmlns:cx6="http://schemas.microsoft.com/office/drawing/2016/5/12/chartex" xmlns:cx7="http://schemas.microsoft.com/office/drawing/2016/5/13/chartex" xmlns:cx8="http://schemas.microsoft.com/office/drawing/2016/5/14/chartex" xmlns:mc="http://schemas.openxmlformats.org/markup-compatibility/2006" xmlns:aink="http://schemas.microsoft.com/office/drawing/2016/ink" xmlns:am3d="http://schemas.microsoft.com/office/drawing/2017/model3d" xmlns:o="urn:schemas-microsoft-com:office:office" xmlns:oel="http://schemas.microsoft.com/office/2019/extlst" xmlns:r="http://schemas.openxmlformats.org/officeDocument/2006/relationships" xmlns:m="http://schemas.openxmlformats.org/officeDocument/2006/math" xmlns:v="urn:schemas-microsoft-com:vml" xmlns:wp14="http://schemas.microsoft.com/office/word/2010/wordprocessingDrawing" xmlns:wp="http://schemas.openxmlformats.org/drawingml/2006/wordprocessingDrawing" xmlns:w10="urn:schemas-microsoft-com:office:word" xmlns:w="http://schemas.openxmlformats.org/wordprocessingml/2006/main" xmlns:w14="http://schemas.microsoft.com/office/word/2010/wordml" xmlns:w15="http://schemas.microsoft.com/office/word/2012/wordml" xmlns:w16cex="http://schemas.microsoft.com/office/word/2018/wordml/cex" xmlns:w16cid="http://schemas.microsoft.com/office/word/2016/wordml/cid" xmlns:w16="http://schemas.microsoft.com/office/word/2018/wordml" xmlns:w16du="http://schemas.microsoft.com/office/word/2023/wordml/word16du" xmlns:w16sdtdh="http://schemas.microsoft.com/office/word/2020/wordml/sdtdatahash" xmlns:w16sdtfl="http://schemas.microsoft.com/office/word/2024/wordml/sdtformatlock" xmlns:w16se="http://schemas.microsoft.com/office/word/2015/wordml/symex" xmlns:wpg="http://schemas.microsoft.com/office/word/2010/wordprocessingGroup" xmlns:wpi="http://schemas.microsoft.com/office/word/2010/wordprocessingInk" xmlns:wne="http://schemas.microsoft.com/office/word/2006/wordml" xmlns:wps="http://schemas.microsoft.com/office/word/2010/wordprocessingShape" mc:Ignorable="w14 w15 w16se w16cid w16 w16cex w16sdtdh w16sdtfl w16du wp14">
-  <w:footnote w:type="separator" w:id="-1">
-    <w:p>
-      <w:pPr>
-        <w:spacing w:after="0" w:line="240" w:lineRule="auto"/>
-      </w:pPr>
-      <w:r>
-        <w:separator/>
-      </w:r>
-    </w:p>
-  </w:footnote>
-  <w:footnote w:type="continuationSeparator" w:id="0">
-    <w:p>
-      <w:pPr>
-        <w:spacing w:after="0" w:line="240" w:lineRule="auto"/>
-      </w:pPr>
-      <w:r>
-        <w:continuationSeparator/>
-      </w:r>
-    </w:p>
-  </w:footnote>
-</w:footnotes>
 </file>
 
 <file path=word/styles.xml><?xml version="1.0" encoding="utf-8"?>
@@ -778,7 +714,7 @@
     <w:link w:val="Heading1Char"/>
     <w:uiPriority w:val="9"/>
     <w:qFormat/>
-    <w:rsid w:val="007D5EAE"/>
+    <w:rsid w:val="00261B7D"/>
     <w:pPr>
       <w:keepNext/>
       <w:keepLines/>
@@ -801,7 +737,7 @@
     <w:semiHidden/>
     <w:unhideWhenUsed/>
     <w:qFormat/>
-    <w:rsid w:val="007D5EAE"/>
+    <w:rsid w:val="00261B7D"/>
     <w:pPr>
       <w:keepNext/>
       <w:keepLines/>
@@ -824,7 +760,7 @@
     <w:semiHidden/>
     <w:unhideWhenUsed/>
     <w:qFormat/>
-    <w:rsid w:val="007D5EAE"/>
+    <w:rsid w:val="00261B7D"/>
     <w:pPr>
       <w:keepNext/>
       <w:keepLines/>
@@ -847,7 +783,7 @@
     <w:semiHidden/>
     <w:unhideWhenUsed/>
     <w:qFormat/>
-    <w:rsid w:val="007D5EAE"/>
+    <w:rsid w:val="00261B7D"/>
     <w:pPr>
       <w:keepNext/>
       <w:keepLines/>
@@ -870,7 +806,7 @@
     <w:semiHidden/>
     <w:unhideWhenUsed/>
     <w:qFormat/>
-    <w:rsid w:val="007D5EAE"/>
+    <w:rsid w:val="00261B7D"/>
     <w:pPr>
       <w:keepNext/>
       <w:keepLines/>
@@ -891,7 +827,7 @@
     <w:semiHidden/>
     <w:unhideWhenUsed/>
     <w:qFormat/>
-    <w:rsid w:val="007D5EAE"/>
+    <w:rsid w:val="00261B7D"/>
     <w:pPr>
       <w:keepNext/>
       <w:keepLines/>
@@ -914,7 +850,7 @@
     <w:semiHidden/>
     <w:unhideWhenUsed/>
     <w:qFormat/>
-    <w:rsid w:val="007D5EAE"/>
+    <w:rsid w:val="00261B7D"/>
     <w:pPr>
       <w:keepNext/>
       <w:keepLines/>
@@ -935,7 +871,7 @@
     <w:semiHidden/>
     <w:unhideWhenUsed/>
     <w:qFormat/>
-    <w:rsid w:val="007D5EAE"/>
+    <w:rsid w:val="00261B7D"/>
     <w:pPr>
       <w:keepNext/>
       <w:keepLines/>
@@ -958,7 +894,7 @@
     <w:semiHidden/>
     <w:unhideWhenUsed/>
     <w:qFormat/>
-    <w:rsid w:val="007D5EAE"/>
+    <w:rsid w:val="00261B7D"/>
     <w:pPr>
       <w:keepNext/>
       <w:keepLines/>
@@ -1002,7 +938,7 @@
     <w:basedOn w:val="DefaultParagraphFont"/>
     <w:link w:val="Heading1"/>
     <w:uiPriority w:val="9"/>
-    <w:rsid w:val="007D5EAE"/>
+    <w:rsid w:val="00261B7D"/>
     <w:rPr>
       <w:rFonts w:asciiTheme="majorHAnsi" w:eastAsiaTheme="majorEastAsia" w:hAnsiTheme="majorHAnsi" w:cstheme="majorBidi"/>
       <w:color w:val="0F4761" w:themeColor="accent1" w:themeShade="BF"/>
@@ -1016,7 +952,7 @@
     <w:link w:val="Heading2"/>
     <w:uiPriority w:val="9"/>
     <w:semiHidden/>
-    <w:rsid w:val="007D5EAE"/>
+    <w:rsid w:val="00261B7D"/>
     <w:rPr>
       <w:rFonts w:asciiTheme="majorHAnsi" w:eastAsiaTheme="majorEastAsia" w:hAnsiTheme="majorHAnsi" w:cstheme="majorBidi"/>
       <w:color w:val="0F4761" w:themeColor="accent1" w:themeShade="BF"/>
@@ -1030,7 +966,7 @@
     <w:link w:val="Heading3"/>
     <w:uiPriority w:val="9"/>
     <w:semiHidden/>
-    <w:rsid w:val="007D5EAE"/>
+    <w:rsid w:val="00261B7D"/>
     <w:rPr>
       <w:rFonts w:eastAsiaTheme="majorEastAsia" w:cstheme="majorBidi"/>
       <w:color w:val="0F4761" w:themeColor="accent1" w:themeShade="BF"/>
@@ -1044,7 +980,7 @@
     <w:link w:val="Heading4"/>
     <w:uiPriority w:val="9"/>
     <w:semiHidden/>
-    <w:rsid w:val="007D5EAE"/>
+    <w:rsid w:val="00261B7D"/>
     <w:rPr>
       <w:rFonts w:eastAsiaTheme="majorEastAsia" w:cstheme="majorBidi"/>
       <w:i/>
@@ -1058,7 +994,7 @@
     <w:link w:val="Heading5"/>
     <w:uiPriority w:val="9"/>
     <w:semiHidden/>
-    <w:rsid w:val="007D5EAE"/>
+    <w:rsid w:val="00261B7D"/>
     <w:rPr>
       <w:rFonts w:eastAsiaTheme="majorEastAsia" w:cstheme="majorBidi"/>
       <w:color w:val="0F4761" w:themeColor="accent1" w:themeShade="BF"/>
@@ -1070,7 +1006,7 @@
     <w:link w:val="Heading6"/>
     <w:uiPriority w:val="9"/>
     <w:semiHidden/>
-    <w:rsid w:val="007D5EAE"/>
+    <w:rsid w:val="00261B7D"/>
     <w:rPr>
       <w:rFonts w:eastAsiaTheme="majorEastAsia" w:cstheme="majorBidi"/>
       <w:i/>
@@ -1084,7 +1020,7 @@
     <w:link w:val="Heading7"/>
     <w:uiPriority w:val="9"/>
     <w:semiHidden/>
-    <w:rsid w:val="007D5EAE"/>
+    <w:rsid w:val="00261B7D"/>
     <w:rPr>
       <w:rFonts w:eastAsiaTheme="majorEastAsia" w:cstheme="majorBidi"/>
       <w:color w:val="595959" w:themeColor="text1" w:themeTint="A6"/>
@@ -1096,7 +1032,7 @@
     <w:link w:val="Heading8"/>
     <w:uiPriority w:val="9"/>
     <w:semiHidden/>
-    <w:rsid w:val="007D5EAE"/>
+    <w:rsid w:val="00261B7D"/>
     <w:rPr>
       <w:rFonts w:eastAsiaTheme="majorEastAsia" w:cstheme="majorBidi"/>
       <w:i/>
@@ -1110,7 +1046,7 @@
     <w:link w:val="Heading9"/>
     <w:uiPriority w:val="9"/>
     <w:semiHidden/>
-    <w:rsid w:val="007D5EAE"/>
+    <w:rsid w:val="00261B7D"/>
     <w:rPr>
       <w:rFonts w:eastAsiaTheme="majorEastAsia" w:cstheme="majorBidi"/>
       <w:color w:val="272727" w:themeColor="text1" w:themeTint="D8"/>
@@ -1123,7 +1059,7 @@
     <w:link w:val="TitleChar"/>
     <w:uiPriority w:val="10"/>
     <w:qFormat/>
-    <w:rsid w:val="007D5EAE"/>
+    <w:rsid w:val="00261B7D"/>
     <w:pPr>
       <w:spacing w:after="80" w:line="240" w:lineRule="auto"/>
       <w:contextualSpacing/>
@@ -1141,7 +1077,7 @@
     <w:basedOn w:val="DefaultParagraphFont"/>
     <w:link w:val="Title"/>
     <w:uiPriority w:val="10"/>
-    <w:rsid w:val="007D5EAE"/>
+    <w:rsid w:val="00261B7D"/>
     <w:rPr>
       <w:rFonts w:asciiTheme="majorHAnsi" w:eastAsiaTheme="majorEastAsia" w:hAnsiTheme="majorHAnsi" w:cstheme="majorBidi"/>
       <w:spacing w:val="-10"/>
@@ -1157,7 +1093,7 @@
     <w:link w:val="SubtitleChar"/>
     <w:uiPriority w:val="11"/>
     <w:qFormat/>
-    <w:rsid w:val="007D5EAE"/>
+    <w:rsid w:val="00261B7D"/>
     <w:pPr>
       <w:numPr>
         <w:ilvl w:val="1"/>
@@ -1176,7 +1112,7 @@
     <w:basedOn w:val="DefaultParagraphFont"/>
     <w:link w:val="Subtitle"/>
     <w:uiPriority w:val="11"/>
-    <w:rsid w:val="007D5EAE"/>
+    <w:rsid w:val="00261B7D"/>
     <w:rPr>
       <w:rFonts w:eastAsiaTheme="majorEastAsia" w:cstheme="majorBidi"/>
       <w:color w:val="595959" w:themeColor="text1" w:themeTint="A6"/>
@@ -1192,7 +1128,7 @@
     <w:link w:val="QuoteChar"/>
     <w:uiPriority w:val="29"/>
     <w:qFormat/>
-    <w:rsid w:val="007D5EAE"/>
+    <w:rsid w:val="00261B7D"/>
     <w:pPr>
       <w:spacing w:before="160"/>
       <w:jc w:val="center"/>
@@ -1208,7 +1144,7 @@
     <w:basedOn w:val="DefaultParagraphFont"/>
     <w:link w:val="Quote"/>
     <w:uiPriority w:val="29"/>
-    <w:rsid w:val="007D5EAE"/>
+    <w:rsid w:val="00261B7D"/>
     <w:rPr>
       <w:i/>
       <w:iCs/>
@@ -1220,7 +1156,7 @@
     <w:basedOn w:val="Normal"/>
     <w:uiPriority w:val="34"/>
     <w:qFormat/>
-    <w:rsid w:val="007D5EAE"/>
+    <w:rsid w:val="00261B7D"/>
     <w:pPr>
       <w:ind w:left="720"/>
       <w:contextualSpacing/>
@@ -1231,7 +1167,7 @@
     <w:basedOn w:val="DefaultParagraphFont"/>
     <w:uiPriority w:val="21"/>
     <w:qFormat/>
-    <w:rsid w:val="007D5EAE"/>
+    <w:rsid w:val="00261B7D"/>
     <w:rPr>
       <w:i/>
       <w:iCs/>
@@ -1245,7 +1181,7 @@
     <w:link w:val="IntenseQuoteChar"/>
     <w:uiPriority w:val="30"/>
     <w:qFormat/>
-    <w:rsid w:val="007D5EAE"/>
+    <w:rsid w:val="00261B7D"/>
     <w:pPr>
       <w:pBdr>
         <w:top w:val="single" w:sz="4" w:space="10" w:color="0F4761" w:themeColor="accent1" w:themeShade="BF"/>
@@ -1266,7 +1202,7 @@
     <w:basedOn w:val="DefaultParagraphFont"/>
     <w:link w:val="IntenseQuote"/>
     <w:uiPriority w:val="30"/>
-    <w:rsid w:val="007D5EAE"/>
+    <w:rsid w:val="00261B7D"/>
     <w:rPr>
       <w:i/>
       <w:iCs/>
@@ -1278,7 +1214,7 @@
     <w:basedOn w:val="DefaultParagraphFont"/>
     <w:uiPriority w:val="32"/>
     <w:qFormat/>
-    <w:rsid w:val="007D5EAE"/>
+    <w:rsid w:val="00261B7D"/>
     <w:rPr>
       <w:b/>
       <w:bCs/>
@@ -1291,7 +1227,7 @@
     <w:name w:val="Table Grid"/>
     <w:basedOn w:val="TableNormal"/>
     <w:uiPriority w:val="39"/>
-    <w:rsid w:val="007D5EAE"/>
+    <w:rsid w:val="00261B7D"/>
     <w:pPr>
       <w:spacing w:after="0" w:line="240" w:lineRule="auto"/>
     </w:pPr>
@@ -1305,50 +1241,6 @@
         <w:insideV w:val="single" w:sz="4" w:space="0" w:color="auto"/>
       </w:tblBorders>
     </w:tblPr>
-  </w:style>
-  <w:style w:type="paragraph" w:styleId="Header">
-    <w:name w:val="header"/>
-    <w:basedOn w:val="Normal"/>
-    <w:link w:val="HeaderChar"/>
-    <w:uiPriority w:val="99"/>
-    <w:unhideWhenUsed/>
-    <w:rsid w:val="007D5EAE"/>
-    <w:pPr>
-      <w:tabs>
-        <w:tab w:val="center" w:pos="4680"/>
-        <w:tab w:val="right" w:pos="9360"/>
-      </w:tabs>
-      <w:spacing w:after="0" w:line="240" w:lineRule="auto"/>
-    </w:pPr>
-  </w:style>
-  <w:style w:type="character" w:customStyle="1" w:styleId="HeaderChar">
-    <w:name w:val="Header Char"/>
-    <w:basedOn w:val="DefaultParagraphFont"/>
-    <w:link w:val="Header"/>
-    <w:uiPriority w:val="99"/>
-    <w:rsid w:val="007D5EAE"/>
-  </w:style>
-  <w:style w:type="paragraph" w:styleId="Footer">
-    <w:name w:val="footer"/>
-    <w:basedOn w:val="Normal"/>
-    <w:link w:val="FooterChar"/>
-    <w:uiPriority w:val="99"/>
-    <w:unhideWhenUsed/>
-    <w:rsid w:val="007D5EAE"/>
-    <w:pPr>
-      <w:tabs>
-        <w:tab w:val="center" w:pos="4680"/>
-        <w:tab w:val="right" w:pos="9360"/>
-      </w:tabs>
-      <w:spacing w:after="0" w:line="240" w:lineRule="auto"/>
-    </w:pPr>
-  </w:style>
-  <w:style w:type="character" w:customStyle="1" w:styleId="FooterChar">
-    <w:name w:val="Footer Char"/>
-    <w:basedOn w:val="DefaultParagraphFont"/>
-    <w:link w:val="Footer"/>
-    <w:uiPriority w:val="99"/>
-    <w:rsid w:val="007D5EAE"/>
   </w:style>
 </w:styles>
 </file>
@@ -1646,4 +1538,16 @@
     </a:ext>
   </a:extLst>
 </a:theme>
+</file>
+
+<file path=customXml/item1.xml><?xml version="1.0" encoding="utf-8"?>
+<b:Sources xmlns:b="http://schemas.openxmlformats.org/officeDocument/2006/bibliography" xmlns="http://schemas.openxmlformats.org/officeDocument/2006/bibliography" SelectedStyle="/APASixthEditionOfficeOnline.xsl" StyleName="APA" Version="6"/>
+</file>
+
+<file path=customXml/itemProps1.xml><?xml version="1.0" encoding="utf-8"?>
+<ds:datastoreItem xmlns:ds="http://schemas.openxmlformats.org/officeDocument/2006/customXml" ds:itemID="{6D0905A1-511B-D243-B0FA-8720154DB7FF}">
+  <ds:schemaRefs>
+    <ds:schemaRef ds:uri="http://schemas.openxmlformats.org/officeDocument/2006/bibliography"/>
+  </ds:schemaRefs>
+</ds:datastoreItem>
 </file>
--- a/src/core/generation/templates/preroll.docx
+++ b/src/core/generation/templates/preroll.docx
@@ -85,8 +85,8 @@
                       <w:rFonts w:ascii="Arial" w:hAnsi="Arial" w:cs="Arial"/>
                       <w:b/>
                       <w:bCs/>
-                      <w:sz w:val="11"/>
-                      <w:szCs w:val="11"/>
+                      <w:sz w:val="18"/>
+                      <w:szCs w:val="18"/>
                     </w:rPr>
                   </w:pPr>
                   <w:r>
@@ -94,8 +94,8 @@
                       <w:rFonts w:ascii="Arial" w:hAnsi="Arial" w:cs="Arial"/>
                       <w:b/>
                       <w:bCs/>
-                      <w:sz w:val="11"/>
-                      <w:szCs w:val="11"/>
+                      <w:sz w:val="18"/>
+                      <w:szCs w:val="18"/>
                     </w:rPr>
                     <w:t>{{Label1.DescAndWeight}}</w:t>
                   </w:r>
@@ -106,7 +106,7 @@
           <w:tbl>
             <w:tblPr>
               <w:tblStyle w:val="TableGrid"/>
-              <w:tblpPr w:vertAnchor="page" w:horzAnchor="margin" w:tblpXSpec="center" w:tblpY="2593"/>
+              <w:tblpPr w:vertAnchor="page" w:horzAnchor="margin" w:tblpXSpec="center" w:tblpY="2665"/>
               <w:tblOverlap w:val="never"/>
               <w:tblW w:w="2477" w:type="dxa"/>
               <w:tblBorders>
@@ -131,7 +131,7 @@
             <w:tr>
               <w:trPr>
                 <w:cantSplit/>
-                <w:trHeight w:val="936"/>
+                <w:trHeight w:val="907"/>
               </w:trPr>
               <w:tc>
                 <w:tcPr>
@@ -146,8 +146,8 @@
                       <w:rFonts w:ascii="Arial" w:hAnsi="Arial" w:cs="Arial"/>
                       <w:b/>
                       <w:bCs/>
-                      <w:sz w:val="11"/>
-                      <w:szCs w:val="11"/>
+                      <w:sz w:val="15"/>
+                      <w:szCs w:val="15"/>
                     </w:rPr>
                   </w:pPr>
                   <w:r>
@@ -155,8 +155,8 @@
                       <w:rFonts w:ascii="Arial" w:hAnsi="Arial" w:cs="Arial"/>
                       <w:b/>
                       <w:bCs/>
-                      <w:sz w:val="11"/>
-                      <w:szCs w:val="11"/>
+                      <w:sz w:val="15"/>
+                      <w:szCs w:val="15"/>
                       <w:shd w:val="clear" w:color="auto" w:fill="FFFFFF" w:themeFill="background1"/>
                     </w:rPr>
                     <w:t>{{Label1.Price}}</w:t>
@@ -180,8 +180,8 @@
                       <w:rFonts w:ascii="Arial" w:hAnsi="Arial" w:cs="Arial"/>
                       <w:b/>
                       <w:bCs/>
-                      <w:sz w:val="10"/>
-                      <w:szCs w:val="10"/>
+                      <w:sz w:val="15"/>
+                      <w:szCs w:val="15"/>
                     </w:rPr>
                   </w:pPr>
                   <w:r>
@@ -189,8 +189,8 @@
                       <w:rFonts w:ascii="Arial" w:hAnsi="Arial" w:cs="Arial"/>
                       <w:b/>
                       <w:bCs/>
-                      <w:sz w:val="10"/>
-                      <w:szCs w:val="10"/>
+                      <w:sz w:val="15"/>
+                      <w:szCs w:val="15"/>
                     </w:rPr>
                     <w:t>{{Label1.QR}}</w:t>
                   </w:r>
@@ -209,12 +209,16 @@
             </w:tblGrid>
             <w:tr>
               <w:trPr>
-                <w:trHeight w:hRule="exact" w:val="432"/>
+                <w:trHeight w:hRule="exact" w:val="533"/>
               </w:trPr>
               <w:tc>
                 <w:tcPr>
                   <w:tcW w:w="2467" w:type="dxa"/>
                   <w:shd w:val="clear" w:color="auto" w:fill="1E1E4A"/>
+                  <w:tcMar>
+                    <w:left w:w="29" w:type="dxa"/>
+                    <w:right w:w="29" w:type="dxa"/>
+                  </w:tcMar>
                   <w:vAlign w:val="center"/>
                 </w:tcPr>
                 <w:p>

--- a/src/core/generation/templates/preroll.docx
+++ b/src/core/generation/templates/preroll.docx
@@ -97,7 +97,7 @@
                       <w:sz w:val="18"/>
                       <w:szCs w:val="18"/>
                     </w:rPr>
-                    <w:t>{{Label1.DescAndWeight}}</w:t>
+                    <w:t>{{Label1.DescAndWeight}} {{Label1.Discount}}</w:t>
                   </w:r>
                 </w:p>
               </w:tc>

--- a/src/core/generation/templates/preroll.docx
+++ b/src/core/generation/templates/preroll.docx
@@ -97,7 +97,7 @@
                       <w:sz w:val="18"/>
                       <w:szCs w:val="18"/>
                     </w:rPr>
-                    <w:t>{{Label1.DescAndWeight}} {{Label1.Discount}}</w:t>
+                    <w:t>{{Label1.DescAndWeight}}</w:t>
                   </w:r>
                 </w:p>
               </w:tc>
